--- a/In-Class_Lab_Guide_NCCU_ISS_2026.docx
+++ b/In-Class_Lab_Guide_NCCU_ISS_2026.docx
@@ -21,7 +21,7 @@
         <w:rPr>
           <w:i/>
         </w:rPr>
-        <w:t xml:space="preserve">In-Class Lab Guide (Instructor Notes + Student Worksheets)</w:t>
+        <w:t xml:space="preserve">In-Class Lab Guide (Student Worksheets)</w:t>
       </w:r>
     </w:p>
     <w:p>
@@ -106,13 +106,7 @@
         <w:rPr>
           <w:b/>
         </w:rPr>
-        <w:t xml:space="preserve">Goal:</w:t>
-      </w:r>
-      <w:r>
-        <w:rPr>
-          <w:b/>
-        </w:rPr>
-        <w:t xml:space="preserve"> </w:t>
+        <w:t xml:space="preserve">Goal: </w:t>
       </w:r>
       <w:r>
         <w:t xml:space="preserve">Build intuition for how a neural network learns, with no coding.</w:t>
@@ -126,13 +120,7 @@
         <w:rPr>
           <w:b/>
         </w:rPr>
-        <w:t xml:space="preserve">Tools:</w:t>
-      </w:r>
-      <w:r>
-        <w:rPr>
-          <w:b/>
-        </w:rPr>
-        <w:t xml:space="preserve"> </w:t>
+        <w:t xml:space="preserve">Tools: </w:t>
       </w:r>
       <w:r>
         <w:t xml:space="preserve">TensorFlow Playground (playground.tensorflow.org); account setup for Google/Colab, Claude, and NotebookLM.</w:t>
@@ -289,13 +277,7 @@
         <w:rPr>
           <w:b/>
         </w:rPr>
-        <w:t xml:space="preserve">Deliverable:</w:t>
-      </w:r>
-      <w:r>
-        <w:rPr>
-          <w:b/>
-        </w:rPr>
-        <w:t xml:space="preserve"> </w:t>
+        <w:t xml:space="preserve">Deliverable: </w:t>
       </w:r>
       <w:r>
         <w:t xml:space="preserve">A screenshot of your best Spiral network, plus two sentences: what adding neurons or layers did, and what overfitting means in your own words.</w:t>
@@ -303,46 +285,107 @@
     </w:p>
     <w:p>
       <w:pPr>
+        <w:pStyle w:val="FirstParagraph"/>
+      </w:pPr>
+      <w:r>
+        <w:rPr>
+          <w:b/>
+        </w:rPr>
+        <w:t xml:space="preserve">Day 2 (7/21): Train an Image Classifier (Fashion-MNIST)</w:t>
+      </w:r>
+    </w:p>
+    <w:p>
+      <w:pPr>
         <w:pStyle w:val="BodyText"/>
       </w:pPr>
       <w:r>
         <w:rPr>
           <w:b/>
         </w:rPr>
-        <w:t xml:space="preserve">Instructor notes</w:t>
-      </w:r>
-    </w:p>
-    <w:p>
-      <w:pPr>
-        <w:numPr>
-          <w:ilvl w:val="0"/>
-          <w:numId w:val="1004"/>
-        </w:numPr>
-      </w:pPr>
-      <w:r>
-        <w:t xml:space="preserve">Runs in any browser on lab machines. Keep the math out; focus on intuition.</w:t>
-      </w:r>
-    </w:p>
-    <w:p>
-      <w:pPr>
-        <w:numPr>
-          <w:ilvl w:val="0"/>
-          <w:numId w:val="1004"/>
-        </w:numPr>
-      </w:pPr>
-      <w:r>
-        <w:t xml:space="preserve">Early finishers: try changing the activation function or the learning rate and observe the effect.</w:t>
-      </w:r>
-    </w:p>
-    <w:p>
-      <w:pPr>
-        <w:numPr>
-          <w:ilvl w:val="0"/>
-          <w:numId w:val="1004"/>
-        </w:numPr>
-      </w:pPr>
-      <w:r>
-        <w:t xml:space="preserve">Common confusion: features versus neurons. Clarify with a quick board sketch.</w:t>
+        <w:t xml:space="preserve">Goal: </w:t>
+      </w:r>
+      <w:r>
+        <w:t xml:space="preserve">Train a real image classifier and see how design choices change accuracy and overfitting.</w:t>
+      </w:r>
+    </w:p>
+    <w:p>
+      <w:pPr>
+        <w:pStyle w:val="BodyText"/>
+      </w:pPr>
+      <w:r>
+        <w:rPr>
+          <w:b/>
+        </w:rPr>
+        <w:t xml:space="preserve">Tools: </w:t>
+      </w:r>
+      <w:r>
+        <w:t xml:space="preserve">Google Colab (pre-built notebook, mostly run-only with clearly marked edit cells); Fashion-MNIST dataset.</w:t>
+      </w:r>
+    </w:p>
+    <w:p>
+      <w:pPr>
+        <w:pStyle w:val="BodyText"/>
+      </w:pPr>
+      <w:r>
+        <w:rPr>
+          <w:b/>
+        </w:rPr>
+        <w:t xml:space="preserve">Run of show</w:t>
+      </w:r>
+    </w:p>
+    <w:p>
+      <w:pPr>
+        <w:numPr>
+          <w:ilvl w:val="0"/>
+          <w:numId w:val="1005"/>
+        </w:numPr>
+      </w:pPr>
+      <w:r>
+        <w:t xml:space="preserve">0:00–0:10 Open the shared Colab link; File &gt; Save a copy in Drive.</w:t>
+      </w:r>
+    </w:p>
+    <w:p>
+      <w:pPr>
+        <w:numPr>
+          <w:ilvl w:val="0"/>
+          <w:numId w:val="1005"/>
+        </w:numPr>
+      </w:pPr>
+      <w:r>
+        <w:t xml:space="preserve">0:10–0:30 Run the load and view cells; look at the 10 clothing classes and sample images.</w:t>
+      </w:r>
+    </w:p>
+    <w:p>
+      <w:pPr>
+        <w:numPr>
+          <w:ilvl w:val="0"/>
+          <w:numId w:val="1005"/>
+        </w:numPr>
+      </w:pPr>
+      <w:r>
+        <w:t xml:space="preserve">0:30–0:55 Build and train the model; read training and validation accuracy; find a misclassified image.</w:t>
+      </w:r>
+    </w:p>
+    <w:p>
+      <w:pPr>
+        <w:numPr>
+          <w:ilvl w:val="0"/>
+          <w:numId w:val="1005"/>
+        </w:numPr>
+      </w:pPr>
+      <w:r>
+        <w:t xml:space="preserve">0:55–1:15 Parameter experiment: change one thing at a time and re-run.</w:t>
+      </w:r>
+    </w:p>
+    <w:p>
+      <w:pPr>
+        <w:numPr>
+          <w:ilvl w:val="0"/>
+          <w:numId w:val="1005"/>
+        </w:numPr>
+      </w:pPr>
+      <w:r>
+        <w:t xml:space="preserve">1:15–1:30 Compare results across groups; discuss overfitting.</w:t>
       </w:r>
     </w:p>
     <w:p>
@@ -353,7 +396,131 @@
         <w:rPr>
           <w:b/>
         </w:rPr>
-        <w:t xml:space="preserve">Day 2 (7/21): Train an Image Classifier (Fashion-MNIST)</w:t>
+        <w:t xml:space="preserve">Student worksheet</w:t>
+      </w:r>
+    </w:p>
+    <w:p>
+      <w:pPr>
+        <w:numPr>
+          <w:ilvl w:val="0"/>
+          <w:numId w:val="1006"/>
+        </w:numPr>
+      </w:pPr>
+      <w:r>
+        <w:t xml:space="preserve">Open the Colab link, then File &gt; Save a copy in Drive so you can edit your own copy.</w:t>
+      </w:r>
+    </w:p>
+    <w:p>
+      <w:pPr>
+        <w:numPr>
+          <w:ilvl w:val="0"/>
+          <w:numId w:val="1006"/>
+        </w:numPr>
+      </w:pPr>
+      <w:r>
+        <w:t xml:space="preserve">Run the first cells to load Fashion-MNIST. Look at the 10 classes (T-shirt, trouser, and so on) and view a few sample images.</w:t>
+      </w:r>
+    </w:p>
+    <w:p>
+      <w:pPr>
+        <w:numPr>
+          <w:ilvl w:val="0"/>
+          <w:numId w:val="1006"/>
+        </w:numPr>
+      </w:pPr>
+      <w:r>
+        <w:t xml:space="preserve">Run the model-building and training cells. Record the final training accuracy and validation accuracy.</w:t>
+      </w:r>
+    </w:p>
+    <w:p>
+      <w:pPr>
+        <w:numPr>
+          <w:ilvl w:val="0"/>
+          <w:numId w:val="1006"/>
+        </w:numPr>
+      </w:pPr>
+      <w:r>
+        <w:t xml:space="preserve">Run the show-predictions cell. Find one image the model got wrong and note what it guessed.</w:t>
+      </w:r>
+    </w:p>
+    <w:p>
+      <w:pPr>
+        <w:numPr>
+          <w:ilvl w:val="0"/>
+          <w:numId w:val="1006"/>
+        </w:numPr>
+      </w:pPr>
+      <w:r>
+        <w:t xml:space="preserve">Parameter experiment. Change one item at a time, re-run training, and record the validation accuracy each time:</w:t>
+      </w:r>
+    </w:p>
+    <w:p>
+      <w:pPr>
+        <w:numPr>
+          <w:ilvl w:val="0"/>
+          <w:numId w:val="1006"/>
+        </w:numPr>
+      </w:pPr>
+      <w:r>
+        <w:t xml:space="preserve">Increase epochs from 5 to 15. Better or worse? Any sign of overfitting?</w:t>
+      </w:r>
+    </w:p>
+    <w:p>
+      <w:pPr>
+        <w:numPr>
+          <w:ilvl w:val="0"/>
+          <w:numId w:val="1006"/>
+        </w:numPr>
+      </w:pPr>
+      <w:r>
+        <w:t xml:space="preserve">Change the hidden layer size (for example 128 to 32, then to 256).</w:t>
+      </w:r>
+    </w:p>
+    <w:p>
+      <w:pPr>
+        <w:numPr>
+          <w:ilvl w:val="0"/>
+          <w:numId w:val="1006"/>
+        </w:numPr>
+      </w:pPr>
+      <w:r>
+        <w:t xml:space="preserve">Add a second hidden layer.</w:t>
+      </w:r>
+    </w:p>
+    <w:p>
+      <w:pPr>
+        <w:numPr>
+          <w:ilvl w:val="0"/>
+          <w:numId w:val="1006"/>
+        </w:numPr>
+      </w:pPr>
+      <w:r>
+        <w:t xml:space="preserve">Decide which setting gave the best validation accuracy and write it down.</w:t>
+      </w:r>
+    </w:p>
+    <w:p>
+      <w:pPr>
+        <w:pStyle w:val="FirstParagraph"/>
+      </w:pPr>
+      <w:r>
+        <w:rPr>
+          <w:b/>
+        </w:rPr>
+        <w:t xml:space="preserve">Deliverable: </w:t>
+      </w:r>
+      <w:r>
+        <w:t xml:space="preserve">Your best validation accuracy and the settings that produced it, plus one misclassified image (screenshot) with a one-line guess at why.</w:t>
+      </w:r>
+    </w:p>
+    <w:p>
+      <w:pPr>
+        <w:pStyle w:val="FirstParagraph"/>
+      </w:pPr>
+      <w:r>
+        <w:rPr>
+          <w:b/>
+        </w:rPr>
+        <w:t xml:space="preserve">Day 3 (7/22): Prompt Engineering with Claude</w:t>
       </w:r>
     </w:p>
     <w:p>
@@ -364,16 +531,10 @@
         <w:rPr>
           <w:b/>
         </w:rPr>
-        <w:t xml:space="preserve">Goal:</w:t>
-      </w:r>
-      <w:r>
-        <w:rPr>
-          <w:b/>
-        </w:rPr>
-        <w:t xml:space="preserve"> </w:t>
-      </w:r>
-      <w:r>
-        <w:t xml:space="preserve">Train a real image classifier and see how design choices change accuracy and overfitting.</w:t>
+        <w:t xml:space="preserve">Goal: </w:t>
+      </w:r>
+      <w:r>
+        <w:t xml:space="preserve">Learn to write effective prompts and recognize the limits of language models, including misinformation.</w:t>
       </w:r>
     </w:p>
     <w:p>
@@ -384,16 +545,10 @@
         <w:rPr>
           <w:b/>
         </w:rPr>
-        <w:t xml:space="preserve">Tools:</w:t>
-      </w:r>
-      <w:r>
-        <w:rPr>
-          <w:b/>
-        </w:rPr>
-        <w:t xml:space="preserve"> </w:t>
-      </w:r>
-      <w:r>
-        <w:t xml:space="preserve">Google Colab (pre-built notebook, mostly run-only with clearly marked edit cells); Fashion-MNIST dataset.</w:t>
+        <w:t xml:space="preserve">Tools: </w:t>
+      </w:r>
+      <w:r>
+        <w:t xml:space="preserve">Claude (claude.ai), in the browser.</w:t>
       </w:r>
     </w:p>
     <w:p>
@@ -411,55 +566,55 @@
       <w:pPr>
         <w:numPr>
           <w:ilvl w:val="0"/>
-          <w:numId w:val="1005"/>
-        </w:numPr>
-      </w:pPr>
-      <w:r>
-        <w:t xml:space="preserve">0:00–0:10 Open the shared Colab link; File &gt; Save a copy in Drive.</w:t>
-      </w:r>
-    </w:p>
-    <w:p>
-      <w:pPr>
-        <w:numPr>
-          <w:ilvl w:val="0"/>
-          <w:numId w:val="1005"/>
-        </w:numPr>
-      </w:pPr>
-      <w:r>
-        <w:t xml:space="preserve">0:10–0:30 Run the load and view cells; look at the 10 clothing classes and sample images.</w:t>
-      </w:r>
-    </w:p>
-    <w:p>
-      <w:pPr>
-        <w:numPr>
-          <w:ilvl w:val="0"/>
-          <w:numId w:val="1005"/>
-        </w:numPr>
-      </w:pPr>
-      <w:r>
-        <w:t xml:space="preserve">0:30–0:55 Build and train the model; read training and validation accuracy; find a misclassified image.</w:t>
-      </w:r>
-    </w:p>
-    <w:p>
-      <w:pPr>
-        <w:numPr>
-          <w:ilvl w:val="0"/>
-          <w:numId w:val="1005"/>
-        </w:numPr>
-      </w:pPr>
-      <w:r>
-        <w:t xml:space="preserve">0:55–1:15 Parameter experiment: change one thing at a time and re-run.</w:t>
-      </w:r>
-    </w:p>
-    <w:p>
-      <w:pPr>
-        <w:numPr>
-          <w:ilvl w:val="0"/>
-          <w:numId w:val="1005"/>
-        </w:numPr>
-      </w:pPr>
-      <w:r>
-        <w:t xml:space="preserve">1:15–1:30 Compare results across groups; discuss overfitting.</w:t>
+          <w:numId w:val="1008"/>
+        </w:numPr>
+      </w:pPr>
+      <w:r>
+        <w:t xml:space="preserve">0:00–0:10 What makes a good prompt: role, context, examples, output format, step-by-step.</w:t>
+      </w:r>
+    </w:p>
+    <w:p>
+      <w:pPr>
+        <w:numPr>
+          <w:ilvl w:val="0"/>
+          <w:numId w:val="1008"/>
+        </w:numPr>
+      </w:pPr>
+      <w:r>
+        <w:t xml:space="preserve">0:10–0:40 Iterative prompting worksheet (Part A).</w:t>
+      </w:r>
+    </w:p>
+    <w:p>
+      <w:pPr>
+        <w:numPr>
+          <w:ilvl w:val="0"/>
+          <w:numId w:val="1008"/>
+        </w:numPr>
+      </w:pPr>
+      <w:r>
+        <w:t xml:space="preserve">0:40–1:00 Prompt battle in teams (Part B).</w:t>
+      </w:r>
+    </w:p>
+    <w:p>
+      <w:pPr>
+        <w:numPr>
+          <w:ilvl w:val="0"/>
+          <w:numId w:val="1008"/>
+        </w:numPr>
+      </w:pPr>
+      <w:r>
+        <w:t xml:space="preserve">1:00–1:20 Misinformation mini-case (Part C); discuss verification and trust.</w:t>
+      </w:r>
+    </w:p>
+    <w:p>
+      <w:pPr>
+        <w:numPr>
+          <w:ilvl w:val="0"/>
+          <w:numId w:val="1008"/>
+        </w:numPr>
+      </w:pPr>
+      <w:r>
+        <w:t xml:space="preserve">1:20–1:30 Debrief: which principles worked best.</w:t>
       </w:r>
     </w:p>
     <w:p>
@@ -475,101 +630,65 @@
     </w:p>
     <w:p>
       <w:pPr>
-        <w:numPr>
-          <w:ilvl w:val="0"/>
-          <w:numId w:val="1006"/>
-        </w:numPr>
-      </w:pPr>
-      <w:r>
-        <w:t xml:space="preserve">Open the Colab link, then File &gt; Save a copy in Drive so you can edit your own copy.</w:t>
-      </w:r>
-    </w:p>
-    <w:p>
-      <w:pPr>
-        <w:numPr>
-          <w:ilvl w:val="0"/>
-          <w:numId w:val="1006"/>
-        </w:numPr>
-      </w:pPr>
-      <w:r>
-        <w:t xml:space="preserve">Run the first cells to load Fashion-MNIST. Look at the 10 classes (T-shirt, trouser, and so on) and view a few sample images.</w:t>
-      </w:r>
-    </w:p>
-    <w:p>
-      <w:pPr>
-        <w:numPr>
-          <w:ilvl w:val="0"/>
-          <w:numId w:val="1006"/>
-        </w:numPr>
-      </w:pPr>
-      <w:r>
-        <w:t xml:space="preserve">Run the model-building and training cells. Record the final training accuracy and validation accuracy.</w:t>
-      </w:r>
-    </w:p>
-    <w:p>
-      <w:pPr>
-        <w:numPr>
-          <w:ilvl w:val="0"/>
-          <w:numId w:val="1006"/>
-        </w:numPr>
-      </w:pPr>
-      <w:r>
-        <w:t xml:space="preserve">Run the show-predictions cell. Find one image the model got wrong and note what it guessed.</w:t>
-      </w:r>
-    </w:p>
-    <w:p>
-      <w:pPr>
-        <w:numPr>
-          <w:ilvl w:val="0"/>
-          <w:numId w:val="1006"/>
-        </w:numPr>
-      </w:pPr>
-      <w:r>
-        <w:t xml:space="preserve">Parameter experiment. Change one item at a time, re-run training, and record the validation accuracy each time:</w:t>
-      </w:r>
-    </w:p>
-    <w:p>
-      <w:pPr>
-        <w:numPr>
-          <w:ilvl w:val="0"/>
-          <w:numId w:val="1006"/>
-        </w:numPr>
-      </w:pPr>
-      <w:r>
-        <w:t xml:space="preserve">Increase epochs from 5 to 15. Better or worse? Any sign of overfitting?</w:t>
-      </w:r>
-    </w:p>
-    <w:p>
-      <w:pPr>
-        <w:numPr>
-          <w:ilvl w:val="0"/>
-          <w:numId w:val="1006"/>
-        </w:numPr>
-      </w:pPr>
-      <w:r>
-        <w:t xml:space="preserve">Change the hidden layer size (for example 128 to 32, then to 256).</w:t>
-      </w:r>
-    </w:p>
-    <w:p>
-      <w:pPr>
-        <w:numPr>
-          <w:ilvl w:val="0"/>
-          <w:numId w:val="1006"/>
-        </w:numPr>
-      </w:pPr>
-      <w:r>
-        <w:t xml:space="preserve">Add a second hidden layer.</w:t>
-      </w:r>
-    </w:p>
-    <w:p>
-      <w:pPr>
-        <w:numPr>
-          <w:ilvl w:val="0"/>
-          <w:numId w:val="1006"/>
-        </w:numPr>
-      </w:pPr>
-      <w:r>
-        <w:t xml:space="preserve">Decide which setting gave the best validation accuracy and write it down.</w:t>
+        <w:pStyle w:val="BodyText"/>
+      </w:pPr>
+      <w:r>
+        <w:t xml:space="preserve">Part A. Iterative prompting. Pick a task, such as summarizing a news article for a 12-year-old, or drafting a polite email that declines an invitation.</w:t>
+      </w:r>
+    </w:p>
+    <w:p>
+      <w:pPr>
+        <w:numPr>
+          <w:ilvl w:val="0"/>
+          <w:numId w:val="1009"/>
+        </w:numPr>
+      </w:pPr>
+      <w:r>
+        <w:t xml:space="preserve">Write a basic one-line prompt and save the output.</w:t>
+      </w:r>
+    </w:p>
+    <w:p>
+      <w:pPr>
+        <w:numPr>
+          <w:ilvl w:val="0"/>
+          <w:numId w:val="1009"/>
+        </w:numPr>
+      </w:pPr>
+      <w:r>
+        <w:t xml:space="preserve">Add a role and audience (for example, “You are a science teacher writing for 12-year-olds”) and re-run. What improved?</w:t>
+      </w:r>
+    </w:p>
+    <w:p>
+      <w:pPr>
+        <w:numPr>
+          <w:ilvl w:val="0"/>
+          <w:numId w:val="1009"/>
+        </w:numPr>
+      </w:pPr>
+      <w:r>
+        <w:t xml:space="preserve">Add an explicit output format (for example, three bullet points, each under 15 words) and re-run.</w:t>
+      </w:r>
+    </w:p>
+    <w:p>
+      <w:pPr>
+        <w:numPr>
+          <w:ilvl w:val="0"/>
+          <w:numId w:val="1009"/>
+        </w:numPr>
+      </w:pPr>
+      <w:r>
+        <w:t xml:space="preserve">Add one example of what you want (one-shot) and re-run.</w:t>
+      </w:r>
+    </w:p>
+    <w:p>
+      <w:pPr>
+        <w:numPr>
+          <w:ilvl w:val="0"/>
+          <w:numId w:val="1009"/>
+        </w:numPr>
+      </w:pPr>
+      <w:r>
+        <w:t xml:space="preserve">Note which single change helped the most.</w:t>
       </w:r>
     </w:p>
     <w:p>
@@ -577,19 +696,7 @@
         <w:pStyle w:val="FirstParagraph"/>
       </w:pPr>
       <w:r>
-        <w:rPr>
-          <w:b/>
-        </w:rPr>
-        <w:t xml:space="preserve">Deliverable:</w:t>
-      </w:r>
-      <w:r>
-        <w:rPr>
-          <w:b/>
-        </w:rPr>
-        <w:t xml:space="preserve"> </w:t>
-      </w:r>
-      <w:r>
-        <w:t xml:space="preserve">Your best validation accuracy and the settings that produced it, plus one misclassified image (screenshot) with a one-line guess at why.</w:t>
+        <w:t xml:space="preserve">Part B. Prompt battle. As a team, take the same task (for example, pull structured information out of a messy paragraph), craft the best prompt you can, and compare outputs across teams.</w:t>
       </w:r>
     </w:p>
     <w:p>
@@ -597,43 +704,21 @@
         <w:pStyle w:val="BodyText"/>
       </w:pPr>
       <w:r>
-        <w:rPr>
-          <w:b/>
-        </w:rPr>
-        <w:t xml:space="preserve">Instructor notes</w:t>
-      </w:r>
-    </w:p>
-    <w:p>
-      <w:pPr>
-        <w:numPr>
-          <w:ilvl w:val="0"/>
-          <w:numId w:val="1007"/>
-        </w:numPr>
-      </w:pPr>
-      <w:r>
-        <w:t xml:space="preserve">Share the notebook link or a QR code in advance; mark editable cells clearly (for example, ### CHANGE ME ###).</w:t>
-      </w:r>
-    </w:p>
-    <w:p>
-      <w:pPr>
-        <w:numPr>
-          <w:ilvl w:val="0"/>
-          <w:numId w:val="1007"/>
-        </w:numPr>
-      </w:pPr>
-      <w:r>
-        <w:t xml:space="preserve">Fashion-MNIST loads from keras.datasets and trains fast on CPU, so no GPU is needed. Keep a results-cached copy as a fallback if Colab is slow.</w:t>
-      </w:r>
-    </w:p>
-    <w:p>
-      <w:pPr>
-        <w:numPr>
-          <w:ilvl w:val="0"/>
-          <w:numId w:val="1007"/>
-        </w:numPr>
-      </w:pPr>
-      <w:r>
-        <w:t xml:space="preserve">Advanced groups can add a Dropout layer and observe how the train and validation gap changes.</w:t>
+        <w:t xml:space="preserve">Part C. Misinformation check. Give Claude a doubtful claim, ask it to assess the claim and explain its reasoning, then verify against a real source. Where did it help, and where could it mislead?</w:t>
+      </w:r>
+    </w:p>
+    <w:p>
+      <w:pPr>
+        <w:pStyle w:val="BodyText"/>
+      </w:pPr>
+      <w:r>
+        <w:rPr>
+          <w:b/>
+        </w:rPr>
+        <w:t xml:space="preserve">Deliverable: </w:t>
+      </w:r>
+      <w:r>
+        <w:t xml:space="preserve">Your before-and-after prompt pair with one sentence on the biggest improvement, plus one observation about a language-model limitation or risk.</w:t>
       </w:r>
     </w:p>
     <w:p>
@@ -644,7 +729,7 @@
         <w:rPr>
           <w:b/>
         </w:rPr>
-        <w:t xml:space="preserve">Day 3 (7/22): Prompt Engineering with Claude</w:t>
+        <w:t xml:space="preserve">Day 4 (7/23): Try an AI Agent (Claude) on a Real Task</w:t>
       </w:r>
     </w:p>
     <w:p>
@@ -655,16 +740,10 @@
         <w:rPr>
           <w:b/>
         </w:rPr>
-        <w:t xml:space="preserve">Goal:</w:t>
-      </w:r>
-      <w:r>
-        <w:rPr>
-          <w:b/>
-        </w:rPr>
-        <w:t xml:space="preserve"> </w:t>
-      </w:r>
-      <w:r>
-        <w:t xml:space="preserve">Learn to write effective prompts and recognize the limits of language models, including misinformation.</w:t>
+        <w:t xml:space="preserve">Goal: </w:t>
+      </w:r>
+      <w:r>
+        <w:t xml:space="preserve">Experience Claude as a collaborator on a multi-step task, then critique and iterate.</w:t>
       </w:r>
     </w:p>
     <w:p>
@@ -675,16 +754,10 @@
         <w:rPr>
           <w:b/>
         </w:rPr>
-        <w:t xml:space="preserve">Tools:</w:t>
-      </w:r>
-      <w:r>
-        <w:rPr>
-          <w:b/>
-        </w:rPr>
-        <w:t xml:space="preserve"> </w:t>
-      </w:r>
-      <w:r>
-        <w:t xml:space="preserve">Claude (claude.ai), in the browser.</w:t>
+        <w:t xml:space="preserve">Tools: </w:t>
+      </w:r>
+      <w:r>
+        <w:t xml:space="preserve">Claude (claude.ai). Reading tie-in: The Founder’s Playbook.</w:t>
       </w:r>
     </w:p>
     <w:p>
@@ -702,55 +775,44 @@
       <w:pPr>
         <w:numPr>
           <w:ilvl w:val="0"/>
-          <w:numId w:val="1008"/>
-        </w:numPr>
-      </w:pPr>
-      <w:r>
-        <w:t xml:space="preserve">0:00–0:10 What makes a good prompt: role, context, examples, output format, step-by-step.</w:t>
-      </w:r>
-    </w:p>
-    <w:p>
-      <w:pPr>
-        <w:numPr>
-          <w:ilvl w:val="0"/>
-          <w:numId w:val="1008"/>
-        </w:numPr>
-      </w:pPr>
-      <w:r>
-        <w:t xml:space="preserve">0:10–0:40 Iterative prompting worksheet (Part A).</w:t>
-      </w:r>
-    </w:p>
-    <w:p>
-      <w:pPr>
-        <w:numPr>
-          <w:ilvl w:val="0"/>
-          <w:numId w:val="1008"/>
-        </w:numPr>
-      </w:pPr>
-      <w:r>
-        <w:t xml:space="preserve">0:40–1:00 Prompt battle in teams (Part B).</w:t>
-      </w:r>
-    </w:p>
-    <w:p>
-      <w:pPr>
-        <w:numPr>
-          <w:ilvl w:val="0"/>
-          <w:numId w:val="1008"/>
-        </w:numPr>
-      </w:pPr>
-      <w:r>
-        <w:t xml:space="preserve">1:00–1:20 Misinformation mini-case (Part C); discuss verification and trust.</w:t>
-      </w:r>
-    </w:p>
-    <w:p>
-      <w:pPr>
-        <w:numPr>
-          <w:ilvl w:val="0"/>
-          <w:numId w:val="1008"/>
-        </w:numPr>
-      </w:pPr>
-      <w:r>
-        <w:t xml:space="preserve">1:20–1:30 Debrief: which principles worked best.</w:t>
+          <w:numId w:val="1011"/>
+        </w:numPr>
+      </w:pPr>
+      <w:r>
+        <w:t xml:space="preserve">0:00–0:10 What an AI agent is, versus a simple chatbot (Karpathy framing).</w:t>
+      </w:r>
+    </w:p>
+    <w:p>
+      <w:pPr>
+        <w:numPr>
+          <w:ilvl w:val="0"/>
+          <w:numId w:val="1011"/>
+        </w:numPr>
+      </w:pPr>
+      <w:r>
+        <w:t xml:space="preserve">0:10–0:50 Agent task worksheet.</w:t>
+      </w:r>
+    </w:p>
+    <w:p>
+      <w:pPr>
+        <w:numPr>
+          <w:ilvl w:val="0"/>
+          <w:numId w:val="1011"/>
+        </w:numPr>
+      </w:pPr>
+      <w:r>
+        <w:t xml:space="preserve">0:50–1:10 Critique and iterate.</w:t>
+      </w:r>
+    </w:p>
+    <w:p>
+      <w:pPr>
+        <w:numPr>
+          <w:ilvl w:val="0"/>
+          <w:numId w:val="1011"/>
+        </w:numPr>
+      </w:pPr>
+      <w:r>
+        <w:t xml:space="preserve">1:10–1:30 Discussion: where agents help, where they fail, and how people build with Claude.</w:t>
       </w:r>
     </w:p>
     <w:p>
@@ -769,77 +831,40 @@
         <w:pStyle w:val="BodyText"/>
       </w:pPr>
       <w:r>
-        <w:t xml:space="preserve">Part A. Iterative prompting. Pick a task, such as summarizing a news article for a 12-year-old, or drafting a polite email that declines an invitation.</w:t>
-      </w:r>
-    </w:p>
-    <w:p>
-      <w:pPr>
-        <w:numPr>
-          <w:ilvl w:val="0"/>
-          <w:numId w:val="1009"/>
-        </w:numPr>
-      </w:pPr>
-      <w:r>
-        <w:t xml:space="preserve">Write a basic one-line prompt and save the output.</w:t>
-      </w:r>
-    </w:p>
-    <w:p>
-      <w:pPr>
-        <w:numPr>
-          <w:ilvl w:val="0"/>
-          <w:numId w:val="1009"/>
-        </w:numPr>
-      </w:pPr>
-      <w:r>
-        <w:t xml:space="preserve">Add a role and audience (for example,</w:t>
-      </w:r>
-      <w:r>
-        <w:t xml:space="preserve"> </w:t>
-      </w:r>
-      <w:r>
-        <w:t xml:space="preserve">“</w:t>
-      </w:r>
-      <w:r>
-        <w:t xml:space="preserve">You are a science teacher writing for 12-year-olds</w:t>
-      </w:r>
-      <w:r>
-        <w:t xml:space="preserve">”</w:t>
-      </w:r>
-      <w:r>
-        <w:t xml:space="preserve">) and re-run. What improved?</w:t>
-      </w:r>
-    </w:p>
-    <w:p>
-      <w:pPr>
-        <w:numPr>
-          <w:ilvl w:val="0"/>
-          <w:numId w:val="1009"/>
-        </w:numPr>
-      </w:pPr>
-      <w:r>
-        <w:t xml:space="preserve">Add an explicit output format (for example, three bullet points, each under 15 words) and re-run.</w:t>
-      </w:r>
-    </w:p>
-    <w:p>
-      <w:pPr>
-        <w:numPr>
-          <w:ilvl w:val="0"/>
-          <w:numId w:val="1009"/>
-        </w:numPr>
-      </w:pPr>
-      <w:r>
-        <w:t xml:space="preserve">Add one example of what you want (one-shot) and re-run.</w:t>
-      </w:r>
-    </w:p>
-    <w:p>
-      <w:pPr>
-        <w:numPr>
-          <w:ilvl w:val="0"/>
-          <w:numId w:val="1009"/>
-        </w:numPr>
-      </w:pPr>
-      <w:r>
-        <w:t xml:space="preserve">Note which single change helped the most.</w:t>
+        <w:t xml:space="preserve">Choose one multi-step task:</w:t>
+      </w:r>
+    </w:p>
+    <w:p>
+      <w:pPr>
+        <w:numPr>
+          <w:ilvl w:val="0"/>
+          <w:numId w:val="1012"/>
+        </w:numPr>
+      </w:pPr>
+      <w:r>
+        <w:t xml:space="preserve">Turn your messy course notes (paste them in) into a structured study guide with key terms and a short quiz.</w:t>
+      </w:r>
+    </w:p>
+    <w:p>
+      <w:pPr>
+        <w:numPr>
+          <w:ilvl w:val="0"/>
+          <w:numId w:val="1012"/>
+        </w:numPr>
+      </w:pPr>
+      <w:r>
+        <w:t xml:space="preserve">Plan a three-stop campus or neighborhood tour for visiting students, with a short reason for each stop.</w:t>
+      </w:r>
+    </w:p>
+    <w:p>
+      <w:pPr>
+        <w:numPr>
+          <w:ilvl w:val="0"/>
+          <w:numId w:val="1012"/>
+        </w:numPr>
+      </w:pPr>
+      <w:r>
+        <w:t xml:space="preserve">Draft a short opinion piece on an AI topic, then ask Claude to critique its own argument and revise it.</w:t>
       </w:r>
     </w:p>
     <w:p>
@@ -847,7 +872,76 @@
         <w:pStyle w:val="FirstParagraph"/>
       </w:pPr>
       <w:r>
-        <w:t xml:space="preserve">Part B. Prompt battle. As a team, take the same task (for example, pull structured information out of a messy paragraph), craft the best prompt you can, and compare outputs across teams.</w:t>
+        <w:t xml:space="preserve">Then follow these steps:</w:t>
+      </w:r>
+    </w:p>
+    <w:p>
+      <w:pPr>
+        <w:numPr>
+          <w:ilvl w:val="0"/>
+          <w:numId w:val="1013"/>
+        </w:numPr>
+      </w:pPr>
+      <w:r>
+        <w:t xml:space="preserve">Give Claude the task with clear context and the output you want.</w:t>
+      </w:r>
+    </w:p>
+    <w:p>
+      <w:pPr>
+        <w:numPr>
+          <w:ilvl w:val="0"/>
+          <w:numId w:val="1013"/>
+        </w:numPr>
+      </w:pPr>
+      <w:r>
+        <w:t xml:space="preserve">Ask it to outline its plan before doing the task, and review the plan.</w:t>
+      </w:r>
+    </w:p>
+    <w:p>
+      <w:pPr>
+        <w:numPr>
+          <w:ilvl w:val="0"/>
+          <w:numId w:val="1013"/>
+        </w:numPr>
+      </w:pPr>
+      <w:r>
+        <w:t xml:space="preserve">Let it produce the result, then push back: request changes, point out a weakness, or ask for sources or a different tone.</w:t>
+      </w:r>
+    </w:p>
+    <w:p>
+      <w:pPr>
+        <w:numPr>
+          <w:ilvl w:val="0"/>
+          <w:numId w:val="1013"/>
+        </w:numPr>
+      </w:pPr>
+      <w:r>
+        <w:t xml:space="preserve">Iterate two or three times and notice how it uses your feedback.</w:t>
+      </w:r>
+    </w:p>
+    <w:p>
+      <w:pPr>
+        <w:pStyle w:val="FirstParagraph"/>
+      </w:pPr>
+      <w:r>
+        <w:rPr>
+          <w:b/>
+        </w:rPr>
+        <w:t xml:space="preserve">Deliverable: </w:t>
+      </w:r>
+      <w:r>
+        <w:t xml:space="preserve">The task you chose, the final output, and three bullets: what worked, what failed, and what you would change about your instructions.</w:t>
+      </w:r>
+    </w:p>
+    <w:p>
+      <w:pPr>
+        <w:pStyle w:val="FirstParagraph"/>
+      </w:pPr>
+      <w:r>
+        <w:rPr>
+          <w:b/>
+        </w:rPr>
+        <w:t xml:space="preserve">Day 5 (7/27): Synthetic Media, Misinformation &amp; Trust (Hands-on Studio)</w:t>
       </w:r>
     </w:p>
     <w:p>
@@ -855,7 +949,13 @@
         <w:pStyle w:val="BodyText"/>
       </w:pPr>
       <w:r>
-        <w:t xml:space="preserve">Part C. Misinformation check. Give Claude a doubtful claim, ask it to assess the claim and explain its reasoning, then verify against a real source. Where did it help, and where could it mislead?</w:t>
+        <w:rPr>
+          <w:b/>
+        </w:rPr>
+        <w:t xml:space="preserve">Goal: </w:t>
+      </w:r>
+      <w:r>
+        <w:t xml:space="preserve">Investigate how generative AI creates synthetic media, and build practical habits for detecting it and deciding what to trust. This session ties the whole course back to digital communication.</w:t>
       </w:r>
     </w:p>
     <w:p>
@@ -866,16 +966,10 @@
         <w:rPr>
           <w:b/>
         </w:rPr>
-        <w:t xml:space="preserve">Deliverable:</w:t>
-      </w:r>
-      <w:r>
-        <w:rPr>
-          <w:b/>
-        </w:rPr>
-        <w:t xml:space="preserve"> </w:t>
-      </w:r>
-      <w:r>
-        <w:t xml:space="preserve">Your before-and-after prompt pair with one sentence on the biggest improvement, plus one observation about a language-model limitation or risk.</w:t>
+        <w:t xml:space="preserve">Tools: </w:t>
+      </w:r>
+      <w:r>
+        <w:t xml:space="preserve">Browser only. Claude (claude.ai); a reverse image search (Google Images or TinEye); the Content Credentials verifier (contentcredentials.org/verify); the SIFT method for lateral reading.</w:t>
       </w:r>
     </w:p>
     <w:p>
@@ -886,40 +980,62 @@
         <w:rPr>
           <w:b/>
         </w:rPr>
-        <w:t xml:space="preserve">Instructor notes</w:t>
-      </w:r>
-    </w:p>
-    <w:p>
-      <w:pPr>
-        <w:numPr>
-          <w:ilvl w:val="0"/>
-          <w:numId w:val="1010"/>
-        </w:numPr>
-      </w:pPr>
-      <w:r>
-        <w:t xml:space="preserve">Standardize on Claude. If account limits are a concern, have students work in pairs on one account.</w:t>
-      </w:r>
-    </w:p>
-    <w:p>
-      <w:pPr>
-        <w:numPr>
-          <w:ilvl w:val="0"/>
-          <w:numId w:val="1010"/>
-        </w:numPr>
-      </w:pPr>
-      <w:r>
-        <w:t xml:space="preserve">Stress verification: models can sound confident yet be wrong. Tie this to the deepfakes and misinformation theme.</w:t>
-      </w:r>
-    </w:p>
-    <w:p>
-      <w:pPr>
-        <w:numPr>
-          <w:ilvl w:val="0"/>
-          <w:numId w:val="1010"/>
-        </w:numPr>
-      </w:pPr>
-      <w:r>
-        <w:t xml:space="preserve">Keep example tasks close to humanities and social-science interests.</w:t>
+        <w:t xml:space="preserve">Run of show</w:t>
+      </w:r>
+    </w:p>
+    <w:p>
+      <w:pPr>
+        <w:numPr>
+          <w:ilvl w:val="0"/>
+          <w:numId w:val="1015"/>
+        </w:numPr>
+      </w:pPr>
+      <w:r>
+        <w:t xml:space="preserve">0:00–0:10 Framing: the synthetic-media spectrum, from cheapfakes (miscaptioned or edited real media) to deepfakes (fully AI-generated). Why this matters for communication, journalism, and public trust.</w:t>
+      </w:r>
+    </w:p>
+    <w:p>
+      <w:pPr>
+        <w:numPr>
+          <w:ilvl w:val="0"/>
+          <w:numId w:val="1015"/>
+        </w:numPr>
+      </w:pPr>
+      <w:r>
+        <w:t xml:space="preserve">0:10–0:35 Station A, Spot the fake. In pairs, compare sets of real and AI-generated images, short audio clips, and text, and record the tells that gave each one away.</w:t>
+      </w:r>
+    </w:p>
+    <w:p>
+      <w:pPr>
+        <w:numPr>
+          <w:ilvl w:val="0"/>
+          <w:numId w:val="1015"/>
+        </w:numPr>
+      </w:pPr>
+      <w:r>
+        <w:t xml:space="preserve">0:35–1:00 Station B, Verification toolkit. Practice three moves on a real example: reverse image search to find the origin, Content Credentials to read provenance, and the SIFT method (Stop, Investigate the source, Find better coverage, Trace to the original) for lateral reading.</w:t>
+      </w:r>
+    </w:p>
+    <w:p>
+      <w:pPr>
+        <w:numPr>
+          <w:ilvl w:val="0"/>
+          <w:numId w:val="1015"/>
+        </w:numPr>
+      </w:pPr>
+      <w:r>
+        <w:t xml:space="preserve">1:00–1:20 Station C, Red team / blue team. Using Claude, the red side drafts a plausible but false claim with a convincing style; the blue side then uses Claude plus real sources to debunk it. Debrief the dual-use tension and where each side broke down.</w:t>
+      </w:r>
+    </w:p>
+    <w:p>
+      <w:pPr>
+        <w:numPr>
+          <w:ilvl w:val="0"/>
+          <w:numId w:val="1015"/>
+        </w:numPr>
+      </w:pPr>
+      <w:r>
+        <w:t xml:space="preserve">1:20–1:30 Debrief and bridge to the group project: what makes a claim trustworthy, and how teams will document their own sources with NotebookLM.</w:t>
       </w:r>
     </w:p>
     <w:p>
@@ -930,7 +1046,7 @@
         <w:rPr>
           <w:b/>
         </w:rPr>
-        <w:t xml:space="preserve">Day 4 (7/23): Try an AI Agent (Claude) on a Real Task</w:t>
+        <w:t xml:space="preserve">Student worksheet</w:t>
       </w:r>
     </w:p>
     <w:p>
@@ -938,19 +1054,7 @@
         <w:pStyle w:val="BodyText"/>
       </w:pPr>
       <w:r>
-        <w:rPr>
-          <w:b/>
-        </w:rPr>
-        <w:t xml:space="preserve">Goal:</w:t>
-      </w:r>
-      <w:r>
-        <w:rPr>
-          <w:b/>
-        </w:rPr>
-        <w:t xml:space="preserve"> </w:t>
-      </w:r>
-      <w:r>
-        <w:t xml:space="preserve">Experience Claude as a collaborator on a multi-step task, then critique and iterate.</w:t>
+        <w:t xml:space="preserve">Part A. Spot the fake. For each item you are shown (image, audio, text), write down your verdict (real or AI-generated) and the single strongest tell you noticed. Then compare with the answer key and note one tell that fooled you.</w:t>
       </w:r>
     </w:p>
     <w:p>
@@ -958,19 +1062,48 @@
         <w:pStyle w:val="BodyText"/>
       </w:pPr>
       <w:r>
-        <w:rPr>
-          <w:b/>
-        </w:rPr>
-        <w:t xml:space="preserve">Tools:</w:t>
-      </w:r>
-      <w:r>
-        <w:rPr>
-          <w:b/>
-        </w:rPr>
-        <w:t xml:space="preserve"> </w:t>
-      </w:r>
-      <w:r>
-        <w:t xml:space="preserve">Claude (claude.ai). Reading tie-in: The Founder’s Playbook.</w:t>
+        <w:t xml:space="preserve">Part B. Verification toolkit. Take one questionable image or claim and run all three moves:</w:t>
+      </w:r>
+    </w:p>
+    <w:p>
+      <w:pPr>
+        <w:numPr>
+          <w:ilvl w:val="0"/>
+          <w:numId w:val="1016"/>
+        </w:numPr>
+      </w:pPr>
+      <w:r>
+        <w:t xml:space="preserve">Reverse image search: where does this image actually first appear, and in what context?</w:t>
+      </w:r>
+    </w:p>
+    <w:p>
+      <w:pPr>
+        <w:numPr>
+          <w:ilvl w:val="0"/>
+          <w:numId w:val="1016"/>
+        </w:numPr>
+      </w:pPr>
+      <w:r>
+        <w:t xml:space="preserve">Content Credentials (contentcredentials.org/verify): does the file carry provenance data? What does it say about how it was made or edited?</w:t>
+      </w:r>
+    </w:p>
+    <w:p>
+      <w:pPr>
+        <w:numPr>
+          <w:ilvl w:val="0"/>
+          <w:numId w:val="1016"/>
+        </w:numPr>
+      </w:pPr>
+      <w:r>
+        <w:t xml:space="preserve">SIFT / lateral reading: leave the page, find what other reliable sources say, and trace the claim to its original context.</w:t>
+      </w:r>
+    </w:p>
+    <w:p>
+      <w:pPr>
+        <w:pStyle w:val="FirstParagraph"/>
+      </w:pPr>
+      <w:r>
+        <w:t xml:space="preserve">Part C. Red team / blue team. As a team, use Claude to draft one plausible but false claim on a topic you care about, then switch roles and use Claude plus at least two real sources to debunk it. Record what made the fake convincing and what finally exposed it.</w:t>
       </w:r>
     </w:p>
     <w:p>
@@ -981,6 +1114,39 @@
         <w:rPr>
           <w:b/>
         </w:rPr>
+        <w:t xml:space="preserve">Deliverable: </w:t>
+      </w:r>
+      <w:r>
+        <w:t xml:space="preserve">A short verification log: one item you checked, the three moves you ran and what each revealed, your final judgment (trustworthy or not), and one sentence on how this changes the way you will share content online.</w:t>
+      </w:r>
+    </w:p>
+    <w:p>
+      <w:pPr>
+        <w:pStyle w:val="FirstParagraph"/>
+      </w:pPr>
+      <w:r>
+        <w:rPr>
+          <w:b/>
+        </w:rPr>
+        <w:t xml:space="preserve">Day 6 (7/28): Group Presentations</w:t>
+      </w:r>
+    </w:p>
+    <w:p>
+      <w:pPr>
+        <w:pStyle w:val="BodyText"/>
+      </w:pPr>
+      <w:r>
+        <w:t xml:space="preserve">Each of the 4 teams presents a chosen AI application or issue, drawing on the labs and the synthetic-media studio. Plan on about 7 minutes of talk plus 3 minutes of Q&amp;A per team.</w:t>
+      </w:r>
+    </w:p>
+    <w:p>
+      <w:pPr>
+        <w:pStyle w:val="BodyText"/>
+      </w:pPr>
+      <w:r>
+        <w:rPr>
+          <w:b/>
+        </w:rPr>
         <w:t xml:space="preserve">Run of show</w:t>
       </w:r>
     </w:p>
@@ -988,44 +1154,44 @@
       <w:pPr>
         <w:numPr>
           <w:ilvl w:val="0"/>
-          <w:numId w:val="1011"/>
-        </w:numPr>
-      </w:pPr>
-      <w:r>
-        <w:t xml:space="preserve">0:00–0:10 What an AI agent is, versus a simple chatbot (Karpathy framing).</w:t>
-      </w:r>
-    </w:p>
-    <w:p>
-      <w:pPr>
-        <w:numPr>
-          <w:ilvl w:val="0"/>
-          <w:numId w:val="1011"/>
-        </w:numPr>
-      </w:pPr>
-      <w:r>
-        <w:t xml:space="preserve">0:10–0:50 Agent task worksheet.</w:t>
-      </w:r>
-    </w:p>
-    <w:p>
-      <w:pPr>
-        <w:numPr>
-          <w:ilvl w:val="0"/>
-          <w:numId w:val="1011"/>
-        </w:numPr>
-      </w:pPr>
-      <w:r>
-        <w:t xml:space="preserve">0:50–1:10 Critique and iterate.</w:t>
-      </w:r>
-    </w:p>
-    <w:p>
-      <w:pPr>
-        <w:numPr>
-          <w:ilvl w:val="0"/>
-          <w:numId w:val="1011"/>
-        </w:numPr>
-      </w:pPr>
-      <w:r>
-        <w:t xml:space="preserve">1:10–1:30 Discussion: where agents help, where they fail, and how people build with Claude.</w:t>
+          <w:numId w:val="1018"/>
+        </w:numPr>
+      </w:pPr>
+      <w:r>
+        <w:t xml:space="preserve">0:00–0:10 Set up; confirm presentation order; remind students of the rubric.</w:t>
+      </w:r>
+    </w:p>
+    <w:p>
+      <w:pPr>
+        <w:numPr>
+          <w:ilvl w:val="0"/>
+          <w:numId w:val="1018"/>
+        </w:numPr>
+      </w:pPr>
+      <w:r>
+        <w:t xml:space="preserve">0:10–1:00 Four team presentations, about 10 minutes each (7 minutes talk, 3 minutes Q&amp;A).</w:t>
+      </w:r>
+    </w:p>
+    <w:p>
+      <w:pPr>
+        <w:numPr>
+          <w:ilvl w:val="0"/>
+          <w:numId w:val="1018"/>
+        </w:numPr>
+      </w:pPr>
+      <w:r>
+        <w:t xml:space="preserve">1:00–1:20 Peer feedback forms and short instructor comments.</w:t>
+      </w:r>
+    </w:p>
+    <w:p>
+      <w:pPr>
+        <w:numPr>
+          <w:ilvl w:val="0"/>
+          <w:numId w:val="1018"/>
+        </w:numPr>
+      </w:pPr>
+      <w:r>
+        <w:t xml:space="preserve">1:20–1:30 Course wrap-up and final reflection.</w:t>
       </w:r>
     </w:p>
     <w:p>
@@ -1036,48 +1202,84 @@
         <w:rPr>
           <w:b/>
         </w:rPr>
-        <w:t xml:space="preserve">Student worksheet</w:t>
-      </w:r>
-    </w:p>
-    <w:p>
-      <w:pPr>
-        <w:pStyle w:val="BodyText"/>
-      </w:pPr>
-      <w:r>
-        <w:t xml:space="preserve">Choose one multi-step task:</w:t>
-      </w:r>
-    </w:p>
-    <w:p>
-      <w:pPr>
-        <w:numPr>
-          <w:ilvl w:val="0"/>
-          <w:numId w:val="1012"/>
-        </w:numPr>
-      </w:pPr>
-      <w:r>
-        <w:t xml:space="preserve">Turn your messy course notes (paste them in) into a structured study guide with key terms and a short quiz.</w:t>
-      </w:r>
-    </w:p>
-    <w:p>
-      <w:pPr>
-        <w:numPr>
-          <w:ilvl w:val="0"/>
-          <w:numId w:val="1012"/>
-        </w:numPr>
-      </w:pPr>
-      <w:r>
-        <w:t xml:space="preserve">Plan a three-stop campus or neighborhood tour for visiting students, with a short reason for each stop.</w:t>
-      </w:r>
-    </w:p>
-    <w:p>
-      <w:pPr>
-        <w:numPr>
-          <w:ilvl w:val="0"/>
-          <w:numId w:val="1012"/>
-        </w:numPr>
-      </w:pPr>
-      <w:r>
-        <w:t xml:space="preserve">Draft a short opinion piece on an AI topic, then ask Claude to critique its own argument and revise it.</w:t>
+        <w:t xml:space="preserve">Slide outline (1-page template)</w:t>
+      </w:r>
+    </w:p>
+    <w:p>
+      <w:pPr>
+        <w:numPr>
+          <w:ilvl w:val="0"/>
+          <w:numId w:val="1019"/>
+        </w:numPr>
+      </w:pPr>
+      <w:r>
+        <w:t xml:space="preserve">Title and team members.</w:t>
+      </w:r>
+    </w:p>
+    <w:p>
+      <w:pPr>
+        <w:numPr>
+          <w:ilvl w:val="0"/>
+          <w:numId w:val="1019"/>
+        </w:numPr>
+      </w:pPr>
+      <w:r>
+        <w:t xml:space="preserve">The AI application or issue you chose.</w:t>
+      </w:r>
+    </w:p>
+    <w:p>
+      <w:pPr>
+        <w:numPr>
+          <w:ilvl w:val="0"/>
+          <w:numId w:val="1019"/>
+        </w:numPr>
+      </w:pPr>
+      <w:r>
+        <w:t xml:space="preserve">How it works, in plain language.</w:t>
+      </w:r>
+    </w:p>
+    <w:p>
+      <w:pPr>
+        <w:numPr>
+          <w:ilvl w:val="0"/>
+          <w:numId w:val="1019"/>
+        </w:numPr>
+      </w:pPr>
+      <w:r>
+        <w:t xml:space="preserve">Why it matters: its value or benefit.</w:t>
+      </w:r>
+    </w:p>
+    <w:p>
+      <w:pPr>
+        <w:numPr>
+          <w:ilvl w:val="0"/>
+          <w:numId w:val="1019"/>
+        </w:numPr>
+      </w:pPr>
+      <w:r>
+        <w:t xml:space="preserve">Risks and ethics: misinformation, bias, trust, or privacy.</w:t>
+      </w:r>
+    </w:p>
+    <w:p>
+      <w:pPr>
+        <w:numPr>
+          <w:ilvl w:val="0"/>
+          <w:numId w:val="1019"/>
+        </w:numPr>
+      </w:pPr>
+      <w:r>
+        <w:t xml:space="preserve">Connection to course concepts and your own hands-on results.</w:t>
+      </w:r>
+    </w:p>
+    <w:p>
+      <w:pPr>
+        <w:numPr>
+          <w:ilvl w:val="0"/>
+          <w:numId w:val="1019"/>
+        </w:numPr>
+      </w:pPr>
+      <w:r>
+        <w:t xml:space="preserve">Conclusion and questions for the audience.</w:t>
       </w:r>
     </w:p>
     <w:p>
@@ -1085,537 +1287,10 @@
         <w:pStyle w:val="FirstParagraph"/>
       </w:pPr>
       <w:r>
-        <w:t xml:space="preserve">Then follow these steps:</w:t>
-      </w:r>
-    </w:p>
-    <w:p>
-      <w:pPr>
-        <w:numPr>
-          <w:ilvl w:val="0"/>
-          <w:numId w:val="1013"/>
-        </w:numPr>
-      </w:pPr>
-      <w:r>
-        <w:t xml:space="preserve">Give Claude the task with clear context and the output you want.</w:t>
-      </w:r>
-    </w:p>
-    <w:p>
-      <w:pPr>
-        <w:numPr>
-          <w:ilvl w:val="0"/>
-          <w:numId w:val="1013"/>
-        </w:numPr>
-      </w:pPr>
-      <w:r>
-        <w:t xml:space="preserve">Ask it to outline its plan before doing the task, and review the plan.</w:t>
-      </w:r>
-    </w:p>
-    <w:p>
-      <w:pPr>
-        <w:numPr>
-          <w:ilvl w:val="0"/>
-          <w:numId w:val="1013"/>
-        </w:numPr>
-      </w:pPr>
-      <w:r>
-        <w:t xml:space="preserve">Let it produce the result, then push back: request changes, point out a weakness, or ask for sources or a different tone.</w:t>
-      </w:r>
-    </w:p>
-    <w:p>
-      <w:pPr>
-        <w:numPr>
-          <w:ilvl w:val="0"/>
-          <w:numId w:val="1013"/>
-        </w:numPr>
-      </w:pPr>
-      <w:r>
-        <w:t xml:space="preserve">Iterate two or three times and notice how it uses your feedback.</w:t>
-      </w:r>
-    </w:p>
-    <w:p>
-      <w:pPr>
-        <w:pStyle w:val="FirstParagraph"/>
-      </w:pPr>
-      <w:r>
-        <w:rPr>
-          <w:b/>
-        </w:rPr>
-        <w:t xml:space="preserve">Deliverable:</w:t>
-      </w:r>
-      <w:r>
-        <w:rPr>
-          <w:b/>
-        </w:rPr>
-        <w:t xml:space="preserve"> </w:t>
-      </w:r>
-      <w:r>
-        <w:t xml:space="preserve">The task you chose, the final output, and three bullets: what worked, what failed, and what you would change about your instructions.</w:t>
-      </w:r>
-    </w:p>
-    <w:p>
-      <w:pPr>
-        <w:pStyle w:val="BodyText"/>
-      </w:pPr>
-      <w:r>
-        <w:rPr>
-          <w:b/>
-        </w:rPr>
-        <w:t xml:space="preserve">Instructor notes</w:t>
-      </w:r>
-    </w:p>
-    <w:p>
-      <w:pPr>
-        <w:numPr>
-          <w:ilvl w:val="0"/>
-          <w:numId w:val="1014"/>
-        </w:numPr>
-      </w:pPr>
-      <w:r>
-        <w:t xml:space="preserve">This previews the group project. Connect it to the Founder’s Playbook reading: people use Claude to build and work, not just to chat.</w:t>
-      </w:r>
-    </w:p>
-    <w:p>
-      <w:pPr>
-        <w:numPr>
-          <w:ilvl w:val="0"/>
-          <w:numId w:val="1014"/>
-        </w:numPr>
-      </w:pPr>
-      <w:r>
-        <w:t xml:space="preserve">Remind students to verify facts and not to over-trust the output.</w:t>
-      </w:r>
-    </w:p>
-    <w:p>
-      <w:pPr>
-        <w:pStyle w:val="FirstParagraph"/>
-      </w:pPr>
-      <w:r>
-        <w:rPr>
-          <w:b/>
-        </w:rPr>
-        <w:t xml:space="preserve">Day 5 (7/27): Synthetic Media, Misinformation &amp; Trust (Hands-on Studio)</w:t>
-      </w:r>
-    </w:p>
-    <w:p>
-      <w:pPr>
-        <w:pStyle w:val="BodyText"/>
-      </w:pPr>
-      <w:r>
-        <w:rPr>
-          <w:b/>
-        </w:rPr>
-        <w:t xml:space="preserve">Goal:</w:t>
-      </w:r>
-      <w:r>
-        <w:rPr>
-          <w:b/>
-        </w:rPr>
-        <w:t xml:space="preserve"> </w:t>
-      </w:r>
-      <w:r>
-        <w:t xml:space="preserve">Investigate how generative AI creates synthetic media, and build practical habits for detecting it and deciding what to trust. This session ties the whole course back to digital communication.</w:t>
-      </w:r>
-    </w:p>
-    <w:p>
-      <w:pPr>
-        <w:pStyle w:val="BodyText"/>
-      </w:pPr>
-      <w:r>
-        <w:rPr>
-          <w:b/>
-        </w:rPr>
-        <w:t xml:space="preserve">Tools:</w:t>
-      </w:r>
-      <w:r>
-        <w:rPr>
-          <w:b/>
-        </w:rPr>
-        <w:t xml:space="preserve"> </w:t>
-      </w:r>
-      <w:r>
-        <w:t xml:space="preserve">Browser only. Claude (claude.ai); a reverse image search (Google Images or TinEye); the Content Credentials verifier (contentcredentials.org/verify); the SIFT method for lateral reading.</w:t>
-      </w:r>
-    </w:p>
-    <w:p>
-      <w:pPr>
-        <w:pStyle w:val="BodyText"/>
-      </w:pPr>
-      <w:r>
-        <w:rPr>
-          <w:b/>
-        </w:rPr>
-        <w:t xml:space="preserve">Run of show</w:t>
-      </w:r>
-    </w:p>
-    <w:p>
-      <w:pPr>
-        <w:numPr>
-          <w:ilvl w:val="0"/>
-          <w:numId w:val="1015"/>
-        </w:numPr>
-      </w:pPr>
-      <w:r>
-        <w:t xml:space="preserve">0:00–0:10 Framing: the synthetic-media spectrum, from cheapfakes (miscaptioned or edited real media) to deepfakes (fully AI-generated). Why this matters for communication, journalism, and public trust.</w:t>
-      </w:r>
-    </w:p>
-    <w:p>
-      <w:pPr>
-        <w:numPr>
-          <w:ilvl w:val="0"/>
-          <w:numId w:val="1015"/>
-        </w:numPr>
-      </w:pPr>
-      <w:r>
-        <w:t xml:space="preserve">0:10–0:35 Station A, Spot the fake. In pairs, compare sets of real and AI-generated images, short audio clips, and text, and record the tells that gave each one away.</w:t>
-      </w:r>
-    </w:p>
-    <w:p>
-      <w:pPr>
-        <w:numPr>
-          <w:ilvl w:val="0"/>
-          <w:numId w:val="1015"/>
-        </w:numPr>
-      </w:pPr>
-      <w:r>
-        <w:t xml:space="preserve">0:35–1:00 Station B, Verification toolkit. Practice three moves on a real example: reverse image search to find the origin, Content Credentials to read provenance, and the SIFT method (Stop, Investigate the source, Find better coverage, Trace to the original) for lateral reading.</w:t>
-      </w:r>
-    </w:p>
-    <w:p>
-      <w:pPr>
-        <w:numPr>
-          <w:ilvl w:val="0"/>
-          <w:numId w:val="1015"/>
-        </w:numPr>
-      </w:pPr>
-      <w:r>
-        <w:t xml:space="preserve">1:00–1:20 Station C, Red team / blue team. Using Claude, the red side drafts a plausible but false claim with a convincing style; the blue side then uses Claude plus real sources to debunk it. Debrief the dual-use tension and where each side broke down.</w:t>
-      </w:r>
-    </w:p>
-    <w:p>
-      <w:pPr>
-        <w:numPr>
-          <w:ilvl w:val="0"/>
-          <w:numId w:val="1015"/>
-        </w:numPr>
-      </w:pPr>
-      <w:r>
-        <w:t xml:space="preserve">1:20–1:30 Debrief and bridge to the group project: what makes a claim trustworthy, and how teams will document their own sources with NotebookLM.</w:t>
-      </w:r>
-    </w:p>
-    <w:p>
-      <w:pPr>
-        <w:pStyle w:val="FirstParagraph"/>
-      </w:pPr>
-      <w:r>
-        <w:rPr>
-          <w:b/>
-        </w:rPr>
-        <w:t xml:space="preserve">Student worksheet</w:t>
-      </w:r>
-    </w:p>
-    <w:p>
-      <w:pPr>
-        <w:pStyle w:val="BodyText"/>
-      </w:pPr>
-      <w:r>
-        <w:t xml:space="preserve">Part A. Spot the fake. For each item you are shown (image, audio, text), write down your verdict (real or AI-generated) and the single strongest tell you noticed. Then compare with the answer key and note one tell that fooled you.</w:t>
-      </w:r>
-    </w:p>
-    <w:p>
-      <w:pPr>
-        <w:pStyle w:val="BodyText"/>
-      </w:pPr>
-      <w:r>
-        <w:t xml:space="preserve">Part B. Verification toolkit. Take one questionable image or claim and run all three moves:</w:t>
-      </w:r>
-    </w:p>
-    <w:p>
-      <w:pPr>
-        <w:numPr>
-          <w:ilvl w:val="0"/>
-          <w:numId w:val="1016"/>
-        </w:numPr>
-      </w:pPr>
-      <w:r>
-        <w:t xml:space="preserve">Reverse image search: where does this image actually first appear, and in what context?</w:t>
-      </w:r>
-    </w:p>
-    <w:p>
-      <w:pPr>
-        <w:numPr>
-          <w:ilvl w:val="0"/>
-          <w:numId w:val="1016"/>
-        </w:numPr>
-      </w:pPr>
-      <w:r>
-        <w:t xml:space="preserve">Content Credentials (contentcredentials.org/verify): does the file carry provenance data? What does it say about how it was made or edited?</w:t>
-      </w:r>
-    </w:p>
-    <w:p>
-      <w:pPr>
-        <w:numPr>
-          <w:ilvl w:val="0"/>
-          <w:numId w:val="1016"/>
-        </w:numPr>
-      </w:pPr>
-      <w:r>
-        <w:t xml:space="preserve">SIFT / lateral reading: leave the page, find what other reliable sources say, and trace the claim to its original context.</w:t>
-      </w:r>
-    </w:p>
-    <w:p>
-      <w:pPr>
-        <w:pStyle w:val="FirstParagraph"/>
-      </w:pPr>
-      <w:r>
-        <w:t xml:space="preserve">Part C. Red team / blue team. As a team, use Claude to draft one plausible but false claim on a topic you care about, then switch roles and use Claude plus at least two real sources to debunk it. Record what made the fake convincing and what finally exposed it.</w:t>
-      </w:r>
-    </w:p>
-    <w:p>
-      <w:pPr>
-        <w:pStyle w:val="BodyText"/>
-      </w:pPr>
-      <w:r>
-        <w:rPr>
-          <w:b/>
-        </w:rPr>
-        <w:t xml:space="preserve">Deliverable:</w:t>
-      </w:r>
-      <w:r>
-        <w:rPr>
-          <w:b/>
-        </w:rPr>
-        <w:t xml:space="preserve"> </w:t>
-      </w:r>
-      <w:r>
-        <w:t xml:space="preserve">A short verification log: one item you checked, the three moves you ran and what each revealed, your final judgment (trustworthy or not), and one sentence on how this changes the way you will share content online.</w:t>
-      </w:r>
-    </w:p>
-    <w:p>
-      <w:pPr>
-        <w:pStyle w:val="BodyText"/>
-      </w:pPr>
-      <w:r>
-        <w:rPr>
-          <w:b/>
-        </w:rPr>
-        <w:t xml:space="preserve">Instructor notes</w:t>
-      </w:r>
-    </w:p>
-    <w:p>
-      <w:pPr>
-        <w:numPr>
-          <w:ilvl w:val="0"/>
-          <w:numId w:val="1017"/>
-        </w:numPr>
-      </w:pPr>
-      <w:r>
-        <w:t xml:space="preserve">Prepare the Station A example set in advance (a few paired real and AI-generated images, one AI voice clip, one AI-written paragraph) and keep an answer key. Rotate teams through stations if lab seating is tight, or run all three in sequence.</w:t>
-      </w:r>
-    </w:p>
-    <w:p>
-      <w:pPr>
-        <w:numPr>
-          <w:ilvl w:val="0"/>
-          <w:numId w:val="1017"/>
-        </w:numPr>
-      </w:pPr>
-      <w:r>
-        <w:t xml:space="preserve">Emphasize that detection tells are not permanent: as generators improve, provenance and lateral reading matter more than spotting artifacts. This is the durable lesson.</w:t>
-      </w:r>
-    </w:p>
-    <w:p>
-      <w:pPr>
-        <w:numPr>
-          <w:ilvl w:val="0"/>
-          <w:numId w:val="1017"/>
-        </w:numPr>
-      </w:pPr>
-      <w:r>
-        <w:t xml:space="preserve">Handle the red-team step responsibly: the false claims stay inside the classroom exercise and are debunked before the session ends. Frame it as understanding the threat in order to counter it.</w:t>
-      </w:r>
-    </w:p>
-    <w:p>
-      <w:pPr>
-        <w:numPr>
-          <w:ilvl w:val="0"/>
-          <w:numId w:val="1017"/>
-        </w:numPr>
-      </w:pPr>
-      <w:r>
-        <w:t xml:space="preserve">This studio is the strongest tie to the digital-communication theme (misinformation, deepfakes, trust); encourage teams to consider a related angle for their Day 6 presentation.</w:t>
-      </w:r>
-    </w:p>
-    <w:p>
-      <w:pPr>
-        <w:pStyle w:val="FirstParagraph"/>
-      </w:pPr>
-      <w:r>
-        <w:rPr>
-          <w:b/>
-        </w:rPr>
-        <w:t xml:space="preserve">Day 6 (7/28): Group Presentations</w:t>
-      </w:r>
-    </w:p>
-    <w:p>
-      <w:pPr>
-        <w:pStyle w:val="BodyText"/>
-      </w:pPr>
-      <w:r>
-        <w:t xml:space="preserve">Each of the 4 teams presents a chosen AI application or issue, drawing on the labs and the synthetic-media studio. Plan on about 7 minutes of talk plus 3 minutes of Q&amp;A per team.</w:t>
-      </w:r>
-    </w:p>
-    <w:p>
-      <w:pPr>
-        <w:pStyle w:val="BodyText"/>
-      </w:pPr>
-      <w:r>
-        <w:rPr>
-          <w:b/>
-        </w:rPr>
-        <w:t xml:space="preserve">Run of show</w:t>
-      </w:r>
-    </w:p>
-    <w:p>
-      <w:pPr>
-        <w:numPr>
-          <w:ilvl w:val="0"/>
-          <w:numId w:val="1018"/>
-        </w:numPr>
-      </w:pPr>
-      <w:r>
-        <w:t xml:space="preserve">0:00–0:10 Set up; confirm presentation order; remind students of the rubric.</w:t>
-      </w:r>
-    </w:p>
-    <w:p>
-      <w:pPr>
-        <w:numPr>
-          <w:ilvl w:val="0"/>
-          <w:numId w:val="1018"/>
-        </w:numPr>
-      </w:pPr>
-      <w:r>
-        <w:t xml:space="preserve">0:10–1:00 Four team presentations, about 10 minutes each (7 minutes talk, 3 minutes Q&amp;A).</w:t>
-      </w:r>
-    </w:p>
-    <w:p>
-      <w:pPr>
-        <w:numPr>
-          <w:ilvl w:val="0"/>
-          <w:numId w:val="1018"/>
-        </w:numPr>
-      </w:pPr>
-      <w:r>
-        <w:t xml:space="preserve">1:00–1:20 Peer feedback forms and short instructor comments.</w:t>
-      </w:r>
-    </w:p>
-    <w:p>
-      <w:pPr>
-        <w:numPr>
-          <w:ilvl w:val="0"/>
-          <w:numId w:val="1018"/>
-        </w:numPr>
-      </w:pPr>
-      <w:r>
-        <w:t xml:space="preserve">1:20–1:30 Course wrap-up and final reflection.</w:t>
-      </w:r>
-    </w:p>
-    <w:p>
-      <w:pPr>
-        <w:pStyle w:val="FirstParagraph"/>
-      </w:pPr>
-      <w:r>
-        <w:rPr>
-          <w:b/>
-        </w:rPr>
-        <w:t xml:space="preserve">Slide outline (1-page template)</w:t>
-      </w:r>
-    </w:p>
-    <w:p>
-      <w:pPr>
-        <w:numPr>
-          <w:ilvl w:val="0"/>
-          <w:numId w:val="1019"/>
-        </w:numPr>
-      </w:pPr>
-      <w:r>
-        <w:t xml:space="preserve">Title and team members.</w:t>
-      </w:r>
-    </w:p>
-    <w:p>
-      <w:pPr>
-        <w:numPr>
-          <w:ilvl w:val="0"/>
-          <w:numId w:val="1019"/>
-        </w:numPr>
-      </w:pPr>
-      <w:r>
-        <w:t xml:space="preserve">The AI application or issue you chose.</w:t>
-      </w:r>
-    </w:p>
-    <w:p>
-      <w:pPr>
-        <w:numPr>
-          <w:ilvl w:val="0"/>
-          <w:numId w:val="1019"/>
-        </w:numPr>
-      </w:pPr>
-      <w:r>
-        <w:t xml:space="preserve">How it works, in plain language.</w:t>
-      </w:r>
-    </w:p>
-    <w:p>
-      <w:pPr>
-        <w:numPr>
-          <w:ilvl w:val="0"/>
-          <w:numId w:val="1019"/>
-        </w:numPr>
-      </w:pPr>
-      <w:r>
-        <w:t xml:space="preserve">Why it matters: its value or benefit.</w:t>
-      </w:r>
-    </w:p>
-    <w:p>
-      <w:pPr>
-        <w:numPr>
-          <w:ilvl w:val="0"/>
-          <w:numId w:val="1019"/>
-        </w:numPr>
-      </w:pPr>
-      <w:r>
-        <w:t xml:space="preserve">Risks and ethics: misinformation, bias, trust, or privacy.</w:t>
-      </w:r>
-    </w:p>
-    <w:p>
-      <w:pPr>
-        <w:numPr>
-          <w:ilvl w:val="0"/>
-          <w:numId w:val="1019"/>
-        </w:numPr>
-      </w:pPr>
-      <w:r>
-        <w:t xml:space="preserve">Connection to course concepts and your own hands-on results.</w:t>
-      </w:r>
-    </w:p>
-    <w:p>
-      <w:pPr>
-        <w:numPr>
-          <w:ilvl w:val="0"/>
-          <w:numId w:val="1019"/>
-        </w:numPr>
-      </w:pPr>
-      <w:r>
-        <w:t xml:space="preserve">Conclusion and questions for the audience.</w:t>
-      </w:r>
-    </w:p>
-    <w:p>
-      <w:pPr>
-        <w:pStyle w:val="FirstParagraph"/>
-      </w:pPr>
-      <w:r>
-        <w:rPr>
-          <w:b/>
-        </w:rPr>
-        <w:t xml:space="preserve">Grading rubric (share with students)</w:t>
+        <w:rPr>
+          <w:b/>
+        </w:rPr>
+        <w:t xml:space="preserve">Grading rubric</w:t>
       </w:r>
     </w:p>
     <w:p>

--- a/In-Class_Lab_Guide_NCCU_ISS_2026.docx
+++ b/In-Class_Lab_Guide_NCCU_ISS_2026.docx
@@ -51,7 +51,7 @@
         </w:numPr>
       </w:pPr>
       <w:r>
-        <w:t xml:space="preserve">Each in-class session runs about 1.5 hours and is fully browser-based, so it works on the library lab computers with no installation and no personal laptop required.</w:t>
+        <w:t>Each day runs 09:10–10:30 lecture, a 10-minute break, then the hands-on lab from about 10:45 to 12:00 (roughly 1.25 hours). The lab is fully browser-based, so it works on the library lab computers with no installation and no personal laptop required.</w:t>
       </w:r>
     </w:p>
     <w:p>
@@ -84,7 +84,7 @@
         </w:numPr>
       </w:pPr>
       <w:r>
-        <w:t xml:space="preserve">Days 1 to 5 are hands-on labs (below). Day 6 is the group presentations (rubric and templates at the end). The separate NotebookLM handout supports each team’s presentation research.</w:t>
+        <w:t>Days 1 to 5 are hands-on labs (below). Days 3 to 5 build one final project (a topic chatbot that answers from your own documents), which teams present on Day 6.</w:t>
       </w:r>
     </w:p>
     <w:p>
@@ -167,7 +167,7 @@
         </w:numPr>
       </w:pPr>
       <w:r>
-        <w:t xml:space="preserve">0:15–0:30 Guided tour of Playground (features, hidden layers, neurons, output, loss).</w:t>
+        <w:t>0:15–0:28 Guided tour of Playground (features, hidden layers, neurons, output, loss).</w:t>
       </w:r>
     </w:p>
     <w:p>
@@ -178,7 +178,7 @@
         </w:numPr>
       </w:pPr>
       <w:r>
-        <w:t xml:space="preserve">0:30–1:05 Challenge worksheet (below).</w:t>
+        <w:t>0:28–1:00 Challenge worksheet (below).</w:t>
       </w:r>
     </w:p>
     <w:p>
@@ -189,7 +189,7 @@
         </w:numPr>
       </w:pPr>
       <w:r>
-        <w:t xml:space="preserve">1:05–1:20 Share best networks; discuss overfitting.</w:t>
+        <w:t>1:00–1:10 Share best networks; discuss overfitting.</w:t>
       </w:r>
     </w:p>
     <w:p>
@@ -200,7 +200,7 @@
         </w:numPr>
       </w:pPr>
       <w:r>
-        <w:t xml:space="preserve">1:20–1:30 Wrap-up and link to Day 2.</w:t>
+        <w:t>1:10–1:15 Wrap-up and link to Day 2.</w:t>
       </w:r>
     </w:p>
     <w:p>
@@ -341,7 +341,7 @@
         </w:numPr>
       </w:pPr>
       <w:r>
-        <w:t xml:space="preserve">0:00–0:10 Open the shared Colab link; File &gt; Save a copy in Drive.</w:t>
+        <w:t>0:00–0:08 Open the shared Colab link; File &gt; Save a copy in Drive.</w:t>
       </w:r>
     </w:p>
     <w:p>
@@ -352,7 +352,7 @@
         </w:numPr>
       </w:pPr>
       <w:r>
-        <w:t xml:space="preserve">0:10–0:30 Run the load and view cells; look at the 10 clothing classes and sample images.</w:t>
+        <w:t>0:08–0:25 Run the load and view cells; look at the 10 clothing classes and sample images.</w:t>
       </w:r>
     </w:p>
     <w:p>
@@ -363,7 +363,7 @@
         </w:numPr>
       </w:pPr>
       <w:r>
-        <w:t xml:space="preserve">0:30–0:55 Build and train the model; read training and validation accuracy; find a misclassified image.</w:t>
+        <w:t>0:25–0:50 Build and train the model; read training and validation accuracy; find a misclassified image.</w:t>
       </w:r>
     </w:p>
     <w:p>
@@ -374,7 +374,7 @@
         </w:numPr>
       </w:pPr>
       <w:r>
-        <w:t xml:space="preserve">0:55–1:15 Parameter experiment: change one thing at a time and re-run.</w:t>
+        <w:t>0:50–1:05 Parameter experiment: change one thing at a time and re-run.</w:t>
       </w:r>
     </w:p>
     <w:p>
@@ -385,7 +385,7 @@
         </w:numPr>
       </w:pPr>
       <w:r>
-        <w:t xml:space="preserve">1:15–1:30 Compare results across groups; discuss overfitting.</w:t>
+        <w:t>1:05–1:15 Compare results across groups; discuss overfitting.</w:t>
       </w:r>
     </w:p>
     <w:p>
@@ -520,7 +520,7 @@
         <w:rPr>
           <w:b/>
         </w:rPr>
-        <w:t xml:space="preserve">Day 3 (7/22): Prompt Engineering with Claude</w:t>
+        <w:t xml:space="preserve">Day 3 (7/22): Prompt Engineering + choose your project</w:t>
       </w:r>
     </w:p>
     <w:p>
@@ -534,7 +534,8 @@
         <w:t xml:space="preserve">Goal: </w:t>
       </w:r>
       <w:r>
-        <w:t xml:space="preserve">Learn to write effective prompts and recognize the limits of language models, including misinformation.</w:t>
+        <w:rPr/>
+        <w:t>Learn to steer a language model with prompt engineering, then pick your team's final-project topic and draft its system prompt. Days 3 to 5 build one project: a topic chatbot that answers from documents you provide (a RAG app), presented on Day 6.</w:t>
       </w:r>
     </w:p>
     <w:p>
@@ -548,7 +549,8 @@
         <w:t xml:space="preserve">Tools: </w:t>
       </w:r>
       <w:r>
-        <w:t xml:space="preserve">Claude (claude.ai), in the browser.</w:t>
+        <w:rPr/>
+        <w:t>Google Colab; a free OpenRouter API key (openrouter.ai); free models mistralai/mistral-7b-instruct:free and google/gemma-3-12b-it:free. Example and homework-template Colab notebooks are linked on the course website.</w:t>
       </w:r>
     </w:p>
     <w:p>
@@ -570,7 +572,8 @@
         </w:numPr>
       </w:pPr>
       <w:r>
-        <w:t xml:space="preserve">0:00–0:10 What makes a good prompt: role, context, examples, output format, step-by-step.</w:t>
+        <w:rPr/>
+        <w:t xml:space="preserve">0:00–0:10 Get a free OpenRouter API key; open the example Colab; make your first model call.</w:t>
       </w:r>
     </w:p>
     <w:p>
@@ -581,7 +584,8 @@
         </w:numPr>
       </w:pPr>
       <w:r>
-        <w:t xml:space="preserve">0:10–0:40 Iterative prompting worksheet (Part A).</w:t>
+        <w:rPr/>
+        <w:t xml:space="preserve">0:10–0:35 Five prompt techniques, one at a time: persona/role, format constraints, few-shot examples, precise description, and chain-of-thought. Change the prompts, re-run, and note what improved.</w:t>
       </w:r>
     </w:p>
     <w:p>
@@ -592,7 +596,8 @@
         </w:numPr>
       </w:pPr>
       <w:r>
-        <w:t xml:space="preserve">0:40–1:00 Prompt battle in teams (Part B).</w:t>
+        <w:rPr/>
+        <w:t xml:space="preserve">0:35–0:50 “Who's on First” activity: run the same ambiguous dialogue through two or three free models and compare how each reasons.</w:t>
       </w:r>
     </w:p>
     <w:p>
@@ -603,7 +608,8 @@
         </w:numPr>
       </w:pPr>
       <w:r>
-        <w:t xml:space="preserve">1:00–1:20 Misinformation mini-case (Part C); discuss verification and trust.</w:t>
+        <w:rPr/>
+        <w:t xml:space="preserve">0:50–1:10 As a team, choose your final-project topic (be creative; it can relate to your field) and draft a system prompt that uses at least two techniques.</w:t>
       </w:r>
     </w:p>
     <w:p>
@@ -614,7 +620,8 @@
         </w:numPr>
       </w:pPr>
       <w:r>
-        <w:t xml:space="preserve">1:20–1:30 Debrief: which principles worked best.</w:t>
+        <w:rPr/>
+        <w:t xml:space="preserve">1:10–1:15 Share topics; preview Day 4 (giving your chatbot real knowledge with RAG).</w:t>
       </w:r>
     </w:p>
     <w:p>
@@ -630,65 +637,53 @@
     </w:p>
     <w:p>
       <w:pPr>
+        <w:numPr>
+          <w:ilvl w:val="0"/>
+          <w:numId w:val="1008"/>
+        </w:numPr>
+      </w:pPr>
+      <w:r>
+        <w:rPr/>
+        <w:t xml:space="preserve">Compare the model's answer with no prompt engineering versus with it, applying at least two techniques.</w:t>
+      </w:r>
+    </w:p>
+    <w:p>
+      <w:pPr>
+        <w:numPr>
+          <w:ilvl w:val="0"/>
+          <w:numId w:val="1008"/>
+        </w:numPr>
+      </w:pPr>
+      <w:r>
+        <w:rPr/>
+        <w:t xml:space="preserve">Try a persona (for example, “You are a biologist who can answer any question about living things”) and a format constraint (“list exactly five items, no intro or conclusion”).</w:t>
+      </w:r>
+    </w:p>
+    <w:p>
+      <w:pPr>
+        <w:numPr>
+          <w:ilvl w:val="0"/>
+          <w:numId w:val="1008"/>
+        </w:numPr>
+      </w:pPr>
+      <w:r>
+        <w:rPr/>
+        <w:t xml:space="preserve">Write one sentence on which change helped most, and which two techniques you will use in your project's system prompt.</w:t>
+      </w:r>
+    </w:p>
+    <w:p>
+      <w:pPr>
         <w:pStyle w:val="BodyText"/>
       </w:pPr>
       <w:r>
-        <w:t xml:space="preserve">Part A. Iterative prompting. Pick a task, such as summarizing a news article for a 12-year-old, or drafting a polite email that declines an invitation.</w:t>
-      </w:r>
-    </w:p>
-    <w:p>
-      <w:pPr>
-        <w:numPr>
-          <w:ilvl w:val="0"/>
-          <w:numId w:val="1009"/>
-        </w:numPr>
-      </w:pPr>
-      <w:r>
-        <w:t xml:space="preserve">Write a basic one-line prompt and save the output.</w:t>
-      </w:r>
-    </w:p>
-    <w:p>
-      <w:pPr>
-        <w:numPr>
-          <w:ilvl w:val="0"/>
-          <w:numId w:val="1009"/>
-        </w:numPr>
-      </w:pPr>
-      <w:r>
-        <w:t xml:space="preserve">Add a role and audience (for example, “You are a science teacher writing for 12-year-olds”) and re-run. What improved?</w:t>
-      </w:r>
-    </w:p>
-    <w:p>
-      <w:pPr>
-        <w:numPr>
-          <w:ilvl w:val="0"/>
-          <w:numId w:val="1009"/>
-        </w:numPr>
-      </w:pPr>
-      <w:r>
-        <w:t xml:space="preserve">Add an explicit output format (for example, three bullet points, each under 15 words) and re-run.</w:t>
-      </w:r>
-    </w:p>
-    <w:p>
-      <w:pPr>
-        <w:numPr>
-          <w:ilvl w:val="0"/>
-          <w:numId w:val="1009"/>
-        </w:numPr>
-      </w:pPr>
-      <w:r>
-        <w:t xml:space="preserve">Add one example of what you want (one-shot) and re-run.</w:t>
-      </w:r>
-    </w:p>
-    <w:p>
-      <w:pPr>
-        <w:numPr>
-          <w:ilvl w:val="0"/>
-          <w:numId w:val="1009"/>
-        </w:numPr>
-      </w:pPr>
-      <w:r>
-        <w:t xml:space="preserve">Note which single change helped the most.</w:t>
+        <w:rPr>
+          <w:b/>
+        </w:rPr>
+        <w:t xml:space="preserve">Deliverable: </w:t>
+      </w:r>
+      <w:r>
+        <w:rPr/>
+        <w:t>Your team's project topic and a first system prompt using at least two techniques, plus a short note on the difference prompt engineering made. Remove your API key before sharing the Colab link.</w:t>
       </w:r>
     </w:p>
     <w:p>
@@ -696,7 +691,10 @@
         <w:pStyle w:val="FirstParagraph"/>
       </w:pPr>
       <w:r>
-        <w:t xml:space="preserve">Part B. Prompt battle. As a team, take the same task (for example, pull structured information out of a messy paragraph), craft the best prompt you can, and compare outputs across teams.</w:t>
+        <w:rPr>
+          <w:b/>
+        </w:rPr>
+        <w:t xml:space="preserve">Day 4 (7/23): Give your chatbot knowledge with RAG</w:t>
       </w:r>
     </w:p>
     <w:p>
@@ -704,7 +702,14 @@
         <w:pStyle w:val="BodyText"/>
       </w:pPr>
       <w:r>
-        <w:t xml:space="preserve">Part C. Misinformation check. Give Claude a doubtful claim, ask it to assess the claim and explain its reasoning, then verify against a real source. Where did it help, and where could it mislead?</w:t>
+        <w:rPr>
+          <w:b/>
+        </w:rPr>
+        <w:t xml:space="preserve">Goal: </w:t>
+      </w:r>
+      <w:r>
+        <w:rPr/>
+        <w:t>Build a retrieval-augmented (RAG) system so your chatbot answers from documents you provide, not just its training data. Today's lecture (AI at the Frontier of Science) is separate; this lab is your project build time.</w:t>
       </w:r>
     </w:p>
     <w:p>
@@ -715,10 +720,156 @@
         <w:rPr>
           <w:b/>
         </w:rPr>
+        <w:t xml:space="preserve">Tools: </w:t>
+      </w:r>
+      <w:r>
+        <w:rPr/>
+        <w:t>Google Colab (SentenceTransformer + FAISS) + OpenRouter free models. Example notebook, homework template, and a sample-texts folder are linked on the course website.</w:t>
+      </w:r>
+    </w:p>
+    <w:p>
+      <w:pPr>
+        <w:pStyle w:val="BodyText"/>
+      </w:pPr>
+      <w:r>
+        <w:rPr>
+          <w:b/>
+        </w:rPr>
+        <w:t xml:space="preserve">Run of show</w:t>
+      </w:r>
+    </w:p>
+    <w:p>
+      <w:pPr>
+        <w:numPr>
+          <w:ilvl w:val="0"/>
+          <w:numId w:val="1008"/>
+        </w:numPr>
+      </w:pPr>
+      <w:r>
+        <w:rPr/>
+        <w:t xml:space="preserve">0:00–0:08 Why RAG: a model's knowledge has a cutoff and can hallucinate; RAG retrieves from your documents. The retrieve → augment → generate flow, and embedding + indexing in plain terms.</w:t>
+      </w:r>
+    </w:p>
+    <w:p>
+      <w:pPr>
+        <w:numPr>
+          <w:ilvl w:val="0"/>
+          <w:numId w:val="1008"/>
+        </w:numPr>
+      </w:pPr>
+      <w:r>
+        <w:rPr/>
+        <w:t xml:space="preserve">0:08–0:20 Copy the RAG Colab, add your API key, and Run all.</w:t>
+      </w:r>
+    </w:p>
+    <w:p>
+      <w:pPr>
+        <w:numPr>
+          <w:ilvl w:val="0"/>
+          <w:numId w:val="1008"/>
+        </w:numPr>
+      </w:pPr>
+      <w:r>
+        <w:rPr/>
+        <w:t xml:space="preserve">0:20–0:35 Gather your project texts: download two or three Wikipedia pages (or your own documents) as PDF and upload them (aim for at least 800 characters of real content).</w:t>
+      </w:r>
+    </w:p>
+    <w:p>
+      <w:pPr>
+        <w:numPr>
+          <w:ilvl w:val="0"/>
+          <w:numId w:val="1008"/>
+        </w:numPr>
+      </w:pPr>
+      <w:r>
+        <w:rPr/>
+        <w:t xml:space="preserve">0:35–1:00 Query your RAG: an in-text question, a follow-up, an out-of-text question (does it refuse or hallucinate?), and a memory question.</w:t>
+      </w:r>
+    </w:p>
+    <w:p>
+      <w:pPr>
+        <w:numPr>
+          <w:ilvl w:val="0"/>
+          <w:numId w:val="1008"/>
+        </w:numPr>
+      </w:pPr>
+      <w:r>
+        <w:rPr/>
+        <w:t xml:space="preserve">1:00–1:10 Guardrail challenge: like the Taipei Metro AI customer service that answered off-topic questions, how would you keep your bot to its documents? Write your fix in the notebook.</w:t>
+      </w:r>
+    </w:p>
+    <w:p>
+      <w:pPr>
+        <w:numPr>
+          <w:ilvl w:val="0"/>
+          <w:numId w:val="1008"/>
+        </w:numPr>
+      </w:pPr>
+      <w:r>
+        <w:rPr/>
+        <w:t xml:space="preserve">1:10–1:15 Save your chat log; preview Day 5 (turning this into a shareable web app).</w:t>
+      </w:r>
+    </w:p>
+    <w:p>
+      <w:pPr>
+        <w:pStyle w:val="FirstParagraph"/>
+      </w:pPr>
+      <w:r>
+        <w:rPr>
+          <w:b/>
+        </w:rPr>
+        <w:t xml:space="preserve">Student worksheet</w:t>
+      </w:r>
+    </w:p>
+    <w:p>
+      <w:pPr>
+        <w:numPr>
+          <w:ilvl w:val="0"/>
+          <w:numId w:val="1008"/>
+        </w:numPr>
+      </w:pPr>
+      <w:r>
+        <w:rPr/>
+        <w:t xml:space="preserve">Ask: what are the key points of these documents? Then a related follow-up.</w:t>
+      </w:r>
+    </w:p>
+    <w:p>
+      <w:pPr>
+        <w:numPr>
+          <w:ilvl w:val="0"/>
+          <w:numId w:val="1008"/>
+        </w:numPr>
+      </w:pPr>
+      <w:r>
+        <w:rPr/>
+        <w:t xml:space="preserve">Ask one question the documents do not cover, and note whether the bot refuses or invents an answer.</w:t>
+      </w:r>
+    </w:p>
+    <w:p>
+      <w:pPr>
+        <w:numPr>
+          <w:ilvl w:val="0"/>
+          <w:numId w:val="1008"/>
+        </w:numPr>
+      </w:pPr>
+      <w:r>
+        <w:rPr/>
+        <w:t xml:space="preserve">Ask “what have I asked so far?” to confirm conversation memory, then write one guardrail idea.</w:t>
+      </w:r>
+    </w:p>
+    <w:p>
+      <w:pPr>
+        <w:pStyle w:val="BodyText"/>
+      </w:pPr>
+      <w:r>
+        <w:rPr>
+          <w:b/>
+        </w:rPr>
         <w:t xml:space="preserve">Deliverable: </w:t>
       </w:r>
       <w:r>
-        <w:t xml:space="preserve">Your before-and-after prompt pair with one sentence on the biggest improvement, plus one observation about a language-model limitation or risk.</w:t>
+        <w:rPr/>
+        <w:t>A working RAG notebook on your topic, your uploaded texts, and a saved conversation log showing in-text, out-of-text, and memory questions. Remove your API key before sharing.</w:t>
       </w:r>
     </w:p>
     <w:p>
@@ -729,7 +880,7 @@
         <w:rPr>
           <w:b/>
         </w:rPr>
-        <w:t xml:space="preserve">Day 4 (7/23): Try an AI Agent (Claude) on a Real Task</w:t>
+        <w:t xml:space="preserve">Day 5 (7/27): Build and ship your AI app (Gradio)</w:t>
       </w:r>
     </w:p>
     <w:p>
@@ -743,7 +894,8 @@
         <w:t xml:space="preserve">Goal: </w:t>
       </w:r>
       <w:r>
-        <w:t xml:space="preserve">Experience Claude as a collaborator on a multi-step task, then critique and iterate.</w:t>
+        <w:rPr/>
+        <w:t>Wrap your RAG system in a shareable web chat interface with Gradio, then assemble the final project (app + poster) for Day 6.</w:t>
       </w:r>
     </w:p>
     <w:p>
@@ -757,7 +909,8 @@
         <w:t xml:space="preserve">Tools: </w:t>
       </w:r>
       <w:r>
-        <w:t xml:space="preserve">Claude (claude.ai). Reading tie-in: The Founder’s Playbook.</w:t>
+        <w:rPr/>
+        <w:t>Google Colab + Gradio (gr.ChatInterface) + OpenRouter free models. The multi-file example / homework template and a final-project starter notebook are linked on the course website.</w:t>
       </w:r>
     </w:p>
     <w:p>
@@ -775,44 +928,60 @@
       <w:pPr>
         <w:numPr>
           <w:ilvl w:val="0"/>
-          <w:numId w:val="1011"/>
-        </w:numPr>
-      </w:pPr>
-      <w:r>
-        <w:t xml:space="preserve">0:00–0:10 What an AI agent is, versus a simple chatbot (Karpathy framing).</w:t>
-      </w:r>
-    </w:p>
-    <w:p>
-      <w:pPr>
-        <w:numPr>
-          <w:ilvl w:val="0"/>
-          <w:numId w:val="1011"/>
-        </w:numPr>
-      </w:pPr>
-      <w:r>
-        <w:t xml:space="preserve">0:10–0:50 Agent task worksheet.</w:t>
-      </w:r>
-    </w:p>
-    <w:p>
-      <w:pPr>
-        <w:numPr>
-          <w:ilvl w:val="0"/>
-          <w:numId w:val="1011"/>
-        </w:numPr>
-      </w:pPr>
-      <w:r>
-        <w:t xml:space="preserve">0:50–1:10 Critique and iterate.</w:t>
-      </w:r>
-    </w:p>
-    <w:p>
-      <w:pPr>
-        <w:numPr>
-          <w:ilvl w:val="0"/>
-          <w:numId w:val="1011"/>
-        </w:numPr>
-      </w:pPr>
-      <w:r>
-        <w:t xml:space="preserve">1:10–1:30 Discussion: where agents help, where they fail, and how people build with Claude.</w:t>
+          <w:numId w:val="1008"/>
+        </w:numPr>
+      </w:pPr>
+      <w:r>
+        <w:rPr/>
+        <w:t xml:space="preserve">0:00–0:10 Gradio in brief: gr.ChatInterface takes a function of (message, history) and returns a reply; launching gives a public .gradio.live link anyone can open.</w:t>
+      </w:r>
+    </w:p>
+    <w:p>
+      <w:pPr>
+        <w:numPr>
+          <w:ilvl w:val="0"/>
+          <w:numId w:val="1008"/>
+        </w:numPr>
+      </w:pPr>
+      <w:r>
+        <w:rPr/>
+        <w:t xml:space="preserve">0:10–0:30 Example 1: set your topic and persona, launch the chat UI, and open your public link on your phone.</w:t>
+      </w:r>
+    </w:p>
+    <w:p>
+      <w:pPr>
+        <w:numPr>
+          <w:ilvl w:val="0"/>
+          <w:numId w:val="1008"/>
+        </w:numPr>
+      </w:pPr>
+      <w:r>
+        <w:rPr/>
+        <w:t xml:space="preserve">0:30–0:55 Example 2 (multi-file RAG): upload your project texts, load them, and ask cross-document questions.</w:t>
+      </w:r>
+    </w:p>
+    <w:p>
+      <w:pPr>
+        <w:numPr>
+          <w:ilvl w:val="0"/>
+          <w:numId w:val="1008"/>
+        </w:numPr>
+      </w:pPr>
+      <w:r>
+        <w:rPr/>
+        <w:t xml:space="preserve">0:55–1:10 Assemble the final project: topic, texts, system prompt, and the running Gradio app. Start your poster.</w:t>
+      </w:r>
+    </w:p>
+    <w:p>
+      <w:pPr>
+        <w:numPr>
+          <w:ilvl w:val="0"/>
+          <w:numId w:val="1008"/>
+        </w:numPr>
+      </w:pPr>
+      <w:r>
+        <w:rPr/>
+        <w:t xml:space="preserve">1:10–1:15 Save your app link and chat log; confirm Day 6 presentation order.</w:t>
       </w:r>
     </w:p>
     <w:p>
@@ -828,43 +997,53 @@
     </w:p>
     <w:p>
       <w:pPr>
+        <w:numPr>
+          <w:ilvl w:val="0"/>
+          <w:numId w:val="1008"/>
+        </w:numPr>
+      </w:pPr>
+      <w:r>
+        <w:rPr/>
+        <w:t xml:space="preserve">Upload at least two related documents and ask, in order: which files did I upload? What is each about? Do they share a common theme?</w:t>
+      </w:r>
+    </w:p>
+    <w:p>
+      <w:pPr>
+        <w:numPr>
+          <w:ilvl w:val="0"/>
+          <w:numId w:val="1008"/>
+        </w:numPr>
+      </w:pPr>
+      <w:r>
+        <w:rPr/>
+        <w:t xml:space="preserve">Give your chat interface a clear title and description for your topic.</w:t>
+      </w:r>
+    </w:p>
+    <w:p>
+      <w:pPr>
+        <w:numPr>
+          <w:ilvl w:val="0"/>
+          <w:numId w:val="1008"/>
+        </w:numPr>
+      </w:pPr>
+      <w:r>
+        <w:rPr/>
+        <w:t xml:space="preserve">Note your live .gradio.live link (temporary; keep a screenshot) and download the chat log. On your poster, state the app's purpose, its likely users, and one limitation or guardrail.</w:t>
+      </w:r>
+    </w:p>
+    <w:p>
+      <w:pPr>
         <w:pStyle w:val="BodyText"/>
       </w:pPr>
       <w:r>
-        <w:t xml:space="preserve">Choose one multi-step task:</w:t>
-      </w:r>
-    </w:p>
-    <w:p>
-      <w:pPr>
-        <w:numPr>
-          <w:ilvl w:val="0"/>
-          <w:numId w:val="1012"/>
-        </w:numPr>
-      </w:pPr>
-      <w:r>
-        <w:t xml:space="preserve">Turn your messy course notes (paste them in) into a structured study guide with key terms and a short quiz.</w:t>
-      </w:r>
-    </w:p>
-    <w:p>
-      <w:pPr>
-        <w:numPr>
-          <w:ilvl w:val="0"/>
-          <w:numId w:val="1012"/>
-        </w:numPr>
-      </w:pPr>
-      <w:r>
-        <w:t xml:space="preserve">Plan a three-stop campus or neighborhood tour for visiting students, with a short reason for each stop.</w:t>
-      </w:r>
-    </w:p>
-    <w:p>
-      <w:pPr>
-        <w:numPr>
-          <w:ilvl w:val="0"/>
-          <w:numId w:val="1012"/>
-        </w:numPr>
-      </w:pPr>
-      <w:r>
-        <w:t xml:space="preserve">Draft a short opinion piece on an AI topic, then ask Claude to critique its own argument and revise it.</w:t>
+        <w:rPr>
+          <w:b/>
+        </w:rPr>
+        <w:t xml:space="preserve">Deliverable: </w:t>
+      </w:r>
+      <w:r>
+        <w:rPr/>
+        <w:t>A live Gradio RAG chatbot on your topic (shareable link plus screenshot), the conversation log, and a poster draft. This is your Day 6 final project.</w:t>
       </w:r>
     </w:p>
     <w:p>
@@ -872,76 +1051,10 @@
         <w:pStyle w:val="FirstParagraph"/>
       </w:pPr>
       <w:r>
-        <w:t xml:space="preserve">Then follow these steps:</w:t>
-      </w:r>
-    </w:p>
-    <w:p>
-      <w:pPr>
-        <w:numPr>
-          <w:ilvl w:val="0"/>
-          <w:numId w:val="1013"/>
-        </w:numPr>
-      </w:pPr>
-      <w:r>
-        <w:t xml:space="preserve">Give Claude the task with clear context and the output you want.</w:t>
-      </w:r>
-    </w:p>
-    <w:p>
-      <w:pPr>
-        <w:numPr>
-          <w:ilvl w:val="0"/>
-          <w:numId w:val="1013"/>
-        </w:numPr>
-      </w:pPr>
-      <w:r>
-        <w:t xml:space="preserve">Ask it to outline its plan before doing the task, and review the plan.</w:t>
-      </w:r>
-    </w:p>
-    <w:p>
-      <w:pPr>
-        <w:numPr>
-          <w:ilvl w:val="0"/>
-          <w:numId w:val="1013"/>
-        </w:numPr>
-      </w:pPr>
-      <w:r>
-        <w:t xml:space="preserve">Let it produce the result, then push back: request changes, point out a weakness, or ask for sources or a different tone.</w:t>
-      </w:r>
-    </w:p>
-    <w:p>
-      <w:pPr>
-        <w:numPr>
-          <w:ilvl w:val="0"/>
-          <w:numId w:val="1013"/>
-        </w:numPr>
-      </w:pPr>
-      <w:r>
-        <w:t xml:space="preserve">Iterate two or three times and notice how it uses your feedback.</w:t>
-      </w:r>
-    </w:p>
-    <w:p>
-      <w:pPr>
-        <w:pStyle w:val="FirstParagraph"/>
-      </w:pPr>
-      <w:r>
-        <w:rPr>
-          <w:b/>
-        </w:rPr>
-        <w:t xml:space="preserve">Deliverable: </w:t>
-      </w:r>
-      <w:r>
-        <w:t xml:space="preserve">The task you chose, the final output, and three bullets: what worked, what failed, and what you would change about your instructions.</w:t>
-      </w:r>
-    </w:p>
-    <w:p>
-      <w:pPr>
-        <w:pStyle w:val="FirstParagraph"/>
-      </w:pPr>
-      <w:r>
-        <w:rPr>
-          <w:b/>
-        </w:rPr>
-        <w:t xml:space="preserve">Day 5 (7/27): Synthetic Media, Misinformation &amp; Trust (Hands-on Studio)</w:t>
+        <w:rPr>
+          <w:b/>
+        </w:rPr>
+        <w:t xml:space="preserve">Day 6 (7/28): Group Presentations</w:t>
       </w:r>
     </w:p>
     <w:p>
@@ -949,13 +1062,7 @@
         <w:pStyle w:val="BodyText"/>
       </w:pPr>
       <w:r>
-        <w:rPr>
-          <w:b/>
-        </w:rPr>
-        <w:t xml:space="preserve">Goal: </w:t>
-      </w:r>
-      <w:r>
-        <w:t xml:space="preserve">Investigate how generative AI creates synthetic media, and build practical habits for detecting it and deciding what to trust. This session ties the whole course back to digital communication.</w:t>
+        <w:t>Each of the 4 teams presents its final project: the topic chatbot (a Gradio RAG app) built across Days 3 to 5, with a poster covering the topic, the source texts, the system prompt, and one limitation or guardrail. Plan on about 7 minutes of talk plus 3 minutes of Q&amp;A per team; a live demo of the app is encouraged.</w:t>
       </w:r>
     </w:p>
     <w:p>
@@ -966,20 +1073,6 @@
         <w:rPr>
           <w:b/>
         </w:rPr>
-        <w:t xml:space="preserve">Tools: </w:t>
-      </w:r>
-      <w:r>
-        <w:t xml:space="preserve">Browser only. Claude (claude.ai); a reverse image search (Google Images or TinEye); the Content Credentials verifier (contentcredentials.org/verify); the SIFT method for lateral reading.</w:t>
-      </w:r>
-    </w:p>
-    <w:p>
-      <w:pPr>
-        <w:pStyle w:val="BodyText"/>
-      </w:pPr>
-      <w:r>
-        <w:rPr>
-          <w:b/>
-        </w:rPr>
         <w:t xml:space="preserve">Run of show</w:t>
       </w:r>
     </w:p>
@@ -987,178 +1080,11 @@
       <w:pPr>
         <w:numPr>
           <w:ilvl w:val="0"/>
-          <w:numId w:val="1015"/>
-        </w:numPr>
-      </w:pPr>
-      <w:r>
-        <w:t xml:space="preserve">0:00–0:10 Framing: the synthetic-media spectrum, from cheapfakes (miscaptioned or edited real media) to deepfakes (fully AI-generated). Why this matters for communication, journalism, and public trust.</w:t>
-      </w:r>
-    </w:p>
-    <w:p>
-      <w:pPr>
-        <w:numPr>
-          <w:ilvl w:val="0"/>
-          <w:numId w:val="1015"/>
-        </w:numPr>
-      </w:pPr>
-      <w:r>
-        <w:t xml:space="preserve">0:10–0:35 Station A, Spot the fake. In pairs, compare sets of real and AI-generated images, short audio clips, and text, and record the tells that gave each one away.</w:t>
-      </w:r>
-    </w:p>
-    <w:p>
-      <w:pPr>
-        <w:numPr>
-          <w:ilvl w:val="0"/>
-          <w:numId w:val="1015"/>
-        </w:numPr>
-      </w:pPr>
-      <w:r>
-        <w:t xml:space="preserve">0:35–1:00 Station B, Verification toolkit. Practice three moves on a real example: reverse image search to find the origin, Content Credentials to read provenance, and the SIFT method (Stop, Investigate the source, Find better coverage, Trace to the original) for lateral reading.</w:t>
-      </w:r>
-    </w:p>
-    <w:p>
-      <w:pPr>
-        <w:numPr>
-          <w:ilvl w:val="0"/>
-          <w:numId w:val="1015"/>
-        </w:numPr>
-      </w:pPr>
-      <w:r>
-        <w:t xml:space="preserve">1:00–1:20 Station C, Red team / blue team. Using Claude, the red side drafts a plausible but false claim with a convincing style; the blue side then uses Claude plus real sources to debunk it. Debrief the dual-use tension and where each side broke down.</w:t>
-      </w:r>
-    </w:p>
-    <w:p>
-      <w:pPr>
-        <w:numPr>
-          <w:ilvl w:val="0"/>
-          <w:numId w:val="1015"/>
-        </w:numPr>
-      </w:pPr>
-      <w:r>
-        <w:t xml:space="preserve">1:20–1:30 Debrief and bridge to the group project: what makes a claim trustworthy, and how teams will document their own sources with NotebookLM.</w:t>
-      </w:r>
-    </w:p>
-    <w:p>
-      <w:pPr>
-        <w:pStyle w:val="FirstParagraph"/>
-      </w:pPr>
-      <w:r>
-        <w:rPr>
-          <w:b/>
-        </w:rPr>
-        <w:t xml:space="preserve">Student worksheet</w:t>
-      </w:r>
-    </w:p>
-    <w:p>
-      <w:pPr>
-        <w:pStyle w:val="BodyText"/>
-      </w:pPr>
-      <w:r>
-        <w:t xml:space="preserve">Part A. Spot the fake. For each item you are shown (image, audio, text), write down your verdict (real or AI-generated) and the single strongest tell you noticed. Then compare with the answer key and note one tell that fooled you.</w:t>
-      </w:r>
-    </w:p>
-    <w:p>
-      <w:pPr>
-        <w:pStyle w:val="BodyText"/>
-      </w:pPr>
-      <w:r>
-        <w:t xml:space="preserve">Part B. Verification toolkit. Take one questionable image or claim and run all three moves:</w:t>
-      </w:r>
-    </w:p>
-    <w:p>
-      <w:pPr>
-        <w:numPr>
-          <w:ilvl w:val="0"/>
-          <w:numId w:val="1016"/>
-        </w:numPr>
-      </w:pPr>
-      <w:r>
-        <w:t xml:space="preserve">Reverse image search: where does this image actually first appear, and in what context?</w:t>
-      </w:r>
-    </w:p>
-    <w:p>
-      <w:pPr>
-        <w:numPr>
-          <w:ilvl w:val="0"/>
-          <w:numId w:val="1016"/>
-        </w:numPr>
-      </w:pPr>
-      <w:r>
-        <w:t xml:space="preserve">Content Credentials (contentcredentials.org/verify): does the file carry provenance data? What does it say about how it was made or edited?</w:t>
-      </w:r>
-    </w:p>
-    <w:p>
-      <w:pPr>
-        <w:numPr>
-          <w:ilvl w:val="0"/>
-          <w:numId w:val="1016"/>
-        </w:numPr>
-      </w:pPr>
-      <w:r>
-        <w:t xml:space="preserve">SIFT / lateral reading: leave the page, find what other reliable sources say, and trace the claim to its original context.</w:t>
-      </w:r>
-    </w:p>
-    <w:p>
-      <w:pPr>
-        <w:pStyle w:val="FirstParagraph"/>
-      </w:pPr>
-      <w:r>
-        <w:t xml:space="preserve">Part C. Red team / blue team. As a team, use Claude to draft one plausible but false claim on a topic you care about, then switch roles and use Claude plus at least two real sources to debunk it. Record what made the fake convincing and what finally exposed it.</w:t>
-      </w:r>
-    </w:p>
-    <w:p>
-      <w:pPr>
-        <w:pStyle w:val="BodyText"/>
-      </w:pPr>
-      <w:r>
-        <w:rPr>
-          <w:b/>
-        </w:rPr>
-        <w:t xml:space="preserve">Deliverable: </w:t>
-      </w:r>
-      <w:r>
-        <w:t xml:space="preserve">A short verification log: one item you checked, the three moves you ran and what each revealed, your final judgment (trustworthy or not), and one sentence on how this changes the way you will share content online.</w:t>
-      </w:r>
-    </w:p>
-    <w:p>
-      <w:pPr>
-        <w:pStyle w:val="FirstParagraph"/>
-      </w:pPr>
-      <w:r>
-        <w:rPr>
-          <w:b/>
-        </w:rPr>
-        <w:t xml:space="preserve">Day 6 (7/28): Group Presentations</w:t>
-      </w:r>
-    </w:p>
-    <w:p>
-      <w:pPr>
-        <w:pStyle w:val="BodyText"/>
-      </w:pPr>
-      <w:r>
-        <w:t xml:space="preserve">Each of the 4 teams presents a chosen AI application or issue, drawing on the labs and the synthetic-media studio. Plan on about 7 minutes of talk plus 3 minutes of Q&amp;A per team.</w:t>
-      </w:r>
-    </w:p>
-    <w:p>
-      <w:pPr>
-        <w:pStyle w:val="BodyText"/>
-      </w:pPr>
-      <w:r>
-        <w:rPr>
-          <w:b/>
-        </w:rPr>
-        <w:t xml:space="preserve">Run of show</w:t>
-      </w:r>
-    </w:p>
-    <w:p>
-      <w:pPr>
-        <w:numPr>
-          <w:ilvl w:val="0"/>
           <w:numId w:val="1018"/>
         </w:numPr>
       </w:pPr>
       <w:r>
-        <w:t xml:space="preserve">0:00–0:10 Set up; confirm presentation order; remind students of the rubric.</w:t>
+        <w:t>0:00–0:08 Set up; confirm presentation order; remind students of the rubric.</w:t>
       </w:r>
     </w:p>
     <w:p>
@@ -1169,7 +1095,7 @@
         </w:numPr>
       </w:pPr>
       <w:r>
-        <w:t xml:space="preserve">0:10–1:00 Four team presentations, about 10 minutes each (7 minutes talk, 3 minutes Q&amp;A).</w:t>
+        <w:t>0:08–0:58 Four team presentations, about 10 minutes each (7 minutes talk, 3 minutes Q&amp;A).</w:t>
       </w:r>
     </w:p>
     <w:p>
@@ -1180,7 +1106,7 @@
         </w:numPr>
       </w:pPr>
       <w:r>
-        <w:t xml:space="preserve">1:00–1:20 Peer feedback forms and short instructor comments.</w:t>
+        <w:t>0:58–1:10 Peer feedback forms and short instructor comments.</w:t>
       </w:r>
     </w:p>
     <w:p>
@@ -1191,7 +1117,7 @@
         </w:numPr>
       </w:pPr>
       <w:r>
-        <w:t xml:space="preserve">1:20–1:30 Course wrap-up and final reflection.</w:t>
+        <w:t>1:10–1:15 Course wrap-up and final reflection.</w:t>
       </w:r>
     </w:p>
     <w:p>

--- a/In-Class_Lab_Guide_NCCU_ISS_2026.docx
+++ b/In-Class_Lab_Guide_NCCU_ISS_2026.docx
@@ -73,7 +73,10 @@
         </w:numPr>
       </w:pPr>
       <w:r>
-        <w:t xml:space="preserve">Students work in 4 teams (15 students split as three teams of 4 and one team of 3), seated together so they can collaborate and later present as a team.</w:t>
+        <w:rPr>
+          <w:b w:val="0"/>
+        </w:rPr>
+        <w:t>Each student works on their own individual project (about 8 students, so about 8 projects). Seat students so they can still talk to a neighbour and compare results.</w:t>
       </w:r>
     </w:p>
     <w:p>
@@ -84,7 +87,7 @@
         </w:numPr>
       </w:pPr>
       <w:r>
-        <w:t>Days 1 to 5 are hands-on labs (below). Days 3 to 5 build one final project (a topic chatbot that answers from your own documents), which teams present on Day 6.</w:t>
+        <w:t>Days 1 to 5 are hands-on labs (below). Days 3 to 5 build one final project (a topic chatbot that answers from your own documents), which each student presents on Day 6.</w:t>
       </w:r>
     </w:p>
     <w:p>
@@ -156,7 +159,10 @@
         </w:numPr>
       </w:pPr>
       <w:r>
-        <w:t xml:space="preserve">0:10–0:15 Form the 4 teams and choose a team name.</w:t>
+        <w:rPr>
+          <w:b w:val="0"/>
+        </w:rPr>
+        <w:t>0:10–0:15 Quick round of introductions; each student will build their own project across Days 3 to 5.</w:t>
       </w:r>
     </w:p>
     <w:p>
@@ -321,6 +327,20 @@
       <w:r>
         <w:t xml:space="preserve">Google Colab (pre-built notebook, mostly run-only with clearly marked edit cells); Fashion-MNIST dataset.</w:t>
       </w:r>
+      <w:r>
+        <w:t xml:space="preserve"> Lab notebook: </w:t>
+      </w:r>
+      <w:hyperlink r:id="rId9">
+        <w:r>
+          <w:rPr>
+            <w:rStyle w:val="Hyperlink"/>
+          </w:rPr>
+          <w:t xml:space="preserve">Fashion-MNIST Colab</w:t>
+        </w:r>
+      </w:hyperlink>
+      <w:r>
+        <w:t>.</w:t>
+      </w:r>
     </w:p>
     <w:p>
       <w:pPr>
@@ -385,7 +405,10 @@
         </w:numPr>
       </w:pPr>
       <w:r>
-        <w:t>1:05–1:15 Compare results across groups; discuss overfitting.</w:t>
+        <w:rPr>
+          <w:b w:val="0"/>
+        </w:rPr>
+        <w:t>1:05–1:15 Compare results with your neighbours; discuss overfitting.</w:t>
       </w:r>
     </w:p>
     <w:p>
@@ -535,7 +558,7 @@
       </w:r>
       <w:r>
         <w:rPr/>
-        <w:t>Learn to steer a language model with prompt engineering, then pick your team's final-project topic and draft its system prompt. Days 3 to 5 build one project: a topic chatbot that answers from documents you provide (a RAG app), presented on Day 6.</w:t>
+        <w:t>Learn to steer a language model with prompt engineering, then pick your own final-project topic and draft its system prompt. Days 3 to 5 build one project: a topic chatbot that answers from documents you provide (a RAG app), presented on Day 6.</w:t>
       </w:r>
     </w:p>
     <w:p>
@@ -550,7 +573,7 @@
       </w:r>
       <w:r>
         <w:rPr/>
-        <w:t>Google Colab; a free OpenRouter API key (openrouter.ai); free models mistralai/mistral-7b-instruct:free and google/gemma-3-12b-it:free. Example and homework-template Colab notebooks are linked on the course website.</w:t>
+        <w:t>Google Colab; a free OpenRouter API key (openrouter.ai); free models google/gemma-4-31b-it:free and openai/gpt-oss-20b:free. Example and homework-template Colab notebooks are linked on the course website.</w:t>
       </w:r>
     </w:p>
     <w:p>
@@ -609,7 +632,7 @@
       </w:pPr>
       <w:r>
         <w:rPr/>
-        <w:t xml:space="preserve">0:50–1:10 As a team, choose your final-project topic (be creative; it can relate to your field) and draft a system prompt that uses at least two techniques.</w:t>
+        <w:t>0:50–1:10 Choose your final-project topic (be creative; it can relate to your field) and draft a system prompt that uses at least two techniques.</w:t>
       </w:r>
     </w:p>
     <w:p>
@@ -683,7 +706,7 @@
       </w:r>
       <w:r>
         <w:rPr/>
-        <w:t>Your team's project topic and a first system prompt using at least two techniques, plus a short note on the difference prompt engineering made. Remove your API key before sharing the Colab link.</w:t>
+        <w:t>Your your project topic and a first system prompt using at least two techniques, plus a short note on the difference prompt engineering made. Remove your API key before sharing the Colab link.</w:t>
       </w:r>
     </w:p>
     <w:p>
@@ -1054,7 +1077,7 @@
         <w:rPr>
           <w:b/>
         </w:rPr>
-        <w:t xml:space="preserve">Day 6 (7/28): Group Presentations</w:t>
+        <w:t>Day 6 (7/28): Final Presentations</w:t>
       </w:r>
     </w:p>
     <w:p>
@@ -1062,7 +1085,7 @@
         <w:pStyle w:val="BodyText"/>
       </w:pPr>
       <w:r>
-        <w:t>Each of the 4 teams presents its final project: the topic chatbot (a Gradio RAG app) built across Days 3 to 5, with a poster covering the topic, the source texts, the system prompt, and one limitation or guardrail. Plan on about 7 minutes of talk plus 3 minutes of Q&amp;A per team; a live demo of the app is encouraged.</w:t>
+        <w:t>Each student presents their own final project: the topic chatbot (a Gradio RAG app) built across Days 3 to 5, with a poster covering the topic, the source texts, the system prompt, and one limitation or guardrail. Plan on about 7 minutes of talk plus 3 minutes of Q&amp;A per student (10 minutes total); a live demo of the app is encouraged.</w:t>
       </w:r>
     </w:p>
     <w:p>
@@ -1095,7 +1118,7 @@
         </w:numPr>
       </w:pPr>
       <w:r>
-        <w:t>0:08–0:58 Four team presentations, about 10 minutes each (7 minutes talk, 3 minutes Q&amp;A).</w:t>
+        <w:t>0:08–0:48 Presentations 1–4, 10 minutes each (7 minutes talk, 3 minutes Q&amp;A).</w:t>
       </w:r>
     </w:p>
     <w:p>
@@ -1106,6 +1129,50 @@
         </w:numPr>
       </w:pPr>
       <w:r>
+        <w:t>0:48–0:58 Break.</w:t>
+      </w:r>
+    </w:p>
+    <w:p>
+      <w:pPr>
+        <w:numPr>
+          <w:ilvl w:val="0"/>
+          <w:numId w:val="1018"/>
+        </w:numPr>
+      </w:pPr>
+      <w:r>
+        <w:t>0:58–1:38 Presentations 5–8, same format.</w:t>
+      </w:r>
+    </w:p>
+    <w:p>
+      <w:pPr>
+        <w:numPr>
+          <w:ilvl w:val="0"/>
+          <w:numId w:val="1018"/>
+        </w:numPr>
+      </w:pPr>
+      <w:r>
+        <w:t>1:38–1:50 Peer feedback forms and short instructor comments.</w:t>
+      </w:r>
+    </w:p>
+    <w:p>
+      <w:pPr>
+        <w:numPr>
+          <w:ilvl w:val="0"/>
+          <w:numId w:val="1018"/>
+        </w:numPr>
+      </w:pPr>
+      <w:r>
+        <w:t>1:50–2:00 Course wrap-up and final reflection.</w:t>
+      </w:r>
+    </w:p>
+    <w:p>
+      <w:pPr>
+        <w:numPr>
+          <w:ilvl w:val="0"/>
+          <w:numId w:val="1018"/>
+        </w:numPr>
+      </w:pPr>
+      <w:r>
         <w:t>0:58–1:10 Peer feedback forms and short instructor comments.</w:t>
       </w:r>
     </w:p>
@@ -1139,7 +1206,10 @@
         </w:numPr>
       </w:pPr>
       <w:r>
-        <w:t xml:space="preserve">Title and team members.</w:t>
+        <w:rPr>
+          <w:b w:val="0"/>
+        </w:rPr>
+        <w:t>Title and your name.</w:t>
       </w:r>
     </w:p>
     <w:p>
@@ -1304,7 +1374,7 @@
         <w:rPr>
           <w:b/>
         </w:rPr>
-        <w:t xml:space="preserve">Peer feedback form (one per team, per audience member)</w:t>
+        <w:t>Peer feedback form (one per presenter, per audience member)</w:t>
       </w:r>
     </w:p>
     <w:p>
@@ -1315,7 +1385,10 @@
         </w:numPr>
       </w:pPr>
       <w:r>
-        <w:t xml:space="preserve">Two things this team did well.</w:t>
+        <w:rPr>
+          <w:b w:val="0"/>
+        </w:rPr>
+        <w:t>Two things this presenter did well.</w:t>
       </w:r>
     </w:p>
     <w:p>

--- a/In-Class_Lab_Guide_NCCU_ISS_2026.docx
+++ b/In-Class_Lab_Guide_NCCU_ISS_2026.docx
@@ -1195,7 +1195,18 @@
         <w:rPr>
           <w:b/>
         </w:rPr>
-        <w:t xml:space="preserve">Slide outline (1-page template)</w:t>
+        <w:t>What your presentation must cover</w:t>
+      </w:r>
+    </w:p>
+    <w:p>
+      <w:pPr>
+        <w:pStyle w:val="FirstParagraph"/>
+      </w:pPr>
+      <w:r>
+        <w:rPr>
+          <w:b w:val="0"/>
+        </w:rPr>
+        <w:t>Your visual aid is a one-page poster (printed, or shown as a single slide). A full slide deck is optional: most students show the poster and demo the app live. Cover these points:</w:t>
       </w:r>
     </w:p>
     <w:p>
@@ -1209,7 +1220,7 @@
         <w:rPr>
           <w:b w:val="0"/>
         </w:rPr>
-        <w:t>Title and your name.</w:t>
+        <w:t>Your name and project title.</w:t>
       </w:r>
     </w:p>
     <w:p>
@@ -1220,7 +1231,10 @@
         </w:numPr>
       </w:pPr>
       <w:r>
-        <w:t xml:space="preserve">The AI application or issue you chose.</w:t>
+        <w:rPr>
+          <w:b w:val="0"/>
+        </w:rPr>
+        <w:t>Your topic, and why you chose it.</w:t>
       </w:r>
     </w:p>
     <w:p>
@@ -1231,7 +1245,10 @@
         </w:numPr>
       </w:pPr>
       <w:r>
-        <w:t xml:space="preserve">How it works, in plain language.</w:t>
+        <w:rPr>
+          <w:b w:val="0"/>
+        </w:rPr>
+        <w:t>The source texts behind your chatbot.</w:t>
       </w:r>
     </w:p>
     <w:p>
@@ -1242,7 +1259,10 @@
         </w:numPr>
       </w:pPr>
       <w:r>
-        <w:t xml:space="preserve">Why it matters: its value or benefit.</w:t>
+        <w:rPr>
+          <w:b w:val="0"/>
+        </w:rPr>
+        <w:t>How it works, in plain language (retrieve → augment → generate).</w:t>
       </w:r>
     </w:p>
     <w:p>
@@ -1253,7 +1273,10 @@
         </w:numPr>
       </w:pPr>
       <w:r>
-        <w:t xml:space="preserve">Risks and ethics: misinformation, bias, trust, or privacy.</w:t>
+        <w:rPr>
+          <w:b w:val="0"/>
+        </w:rPr>
+        <w:t>Your system prompt and guardrail.</w:t>
       </w:r>
     </w:p>
     <w:p>
@@ -1264,7 +1287,10 @@
         </w:numPr>
       </w:pPr>
       <w:r>
-        <w:t xml:space="preserve">Connection to course concepts and your own hands-on results.</w:t>
+        <w:rPr>
+          <w:b w:val="0"/>
+        </w:rPr>
+        <w:t>What you found when you tested it, including one limitation.</w:t>
       </w:r>
     </w:p>
     <w:p>
@@ -1275,7 +1301,24 @@
         </w:numPr>
       </w:pPr>
       <w:r>
-        <w:t xml:space="preserve">Conclusion and questions for the audience.</w:t>
+        <w:rPr>
+          <w:b w:val="0"/>
+        </w:rPr>
+        <w:t>One ethical or social implication.</w:t>
+      </w:r>
+    </w:p>
+    <w:p>
+      <w:pPr>
+        <w:numPr>
+          <w:ilvl w:val="0"/>
+          <w:numId w:val="1019"/>
+        </w:numPr>
+      </w:pPr>
+      <w:r>
+        <w:rPr>
+          <w:b w:val="0"/>
+        </w:rPr>
+        <w:t>Live demo, then questions for the audience.</w:t>
       </w:r>
     </w:p>
     <w:p>
